--- a/PRP申請書類 自動転記ツール/99_data/テンプレート/SOP/16-12【O】文書管理手順書.docx
+++ b/PRP申請書類 自動転記ツール/99_data/テンプレート/SOP/16-12【O】文書管理手順書.docx
@@ -1,6 +1,6 @@
 
 <file path=word/document.xml><?xml version="1.0" encoding="utf-8"?>
-<w:document xmlns:wpc="http://schemas.microsoft.com/office/word/2010/wordprocessingCanvas" xmlns:cx="http://schemas.microsoft.com/office/drawing/2014/chartex" xmlns:cx1="http://schemas.microsoft.com/office/drawing/2015/9/8/chartex" xmlns:cx2="http://schemas.microsoft.com/office/drawing/2015/10/21/chartex" xmlns:cx3="http://schemas.microsoft.com/office/drawing/2016/5/9/chartex" xmlns:cx4="http://schemas.microsoft.com/office/drawing/2016/5/10/chartex" xmlns:cx5="http://schemas.microsoft.com/office/drawing/2016/5/11/chartex" xmlns:cx6="http://schemas.microsoft.com/office/drawing/2016/5/12/chartex" xmlns:cx7="http://schemas.microsoft.com/office/drawing/2016/5/13/chartex" xmlns:cx8="http://schemas.microsoft.com/office/drawing/2016/5/14/chartex" xmlns:mc="http://schemas.openxmlformats.org/markup-compatibility/2006" xmlns:aink="http://schemas.microsoft.com/office/drawing/2016/ink" xmlns:am3d="http://schemas.microsoft.com/office/drawing/2017/model3d" xmlns:o="urn:schemas-microsoft-com:office:office" xmlns:oel="http://schemas.microsoft.com/office/2019/extlst" xmlns:r="http://schemas.openxmlformats.org/officeDocument/2006/relationships" xmlns:m="http://schemas.openxmlformats.org/officeDocument/2006/math" xmlns:v="urn:schemas-microsoft-com:vml" xmlns:wp14="http://schemas.microsoft.com/office/word/2010/wordprocessingDrawing" xmlns:wp="http://schemas.openxmlformats.org/drawingml/2006/wordprocessingDrawing" xmlns:w10="urn:schemas-microsoft-com:office:word" xmlns:w="http://schemas.openxmlformats.org/wordprocessingml/2006/main" xmlns:w14="http://schemas.microsoft.com/office/word/2010/wordml" xmlns:w15="http://schemas.microsoft.com/office/word/2012/wordml" xmlns:w16cex="http://schemas.microsoft.com/office/word/2018/wordml/cex" xmlns:w16cid="http://schemas.microsoft.com/office/word/2016/wordml/cid" xmlns:w16="http://schemas.microsoft.com/office/word/2018/wordml" xmlns:w16du="http://schemas.microsoft.com/office/word/2023/wordml/word16du" xmlns:w16sdtdh="http://schemas.microsoft.com/office/word/2020/wordml/sdtdatahash" xmlns:w16sdtfl="http://schemas.microsoft.com/office/word/2024/wordml/sdtformatlock" xmlns:w16se="http://schemas.microsoft.com/office/word/2015/wordml/symex" xmlns:wpg="http://schemas.microsoft.com/office/word/2010/wordprocessingGroup" xmlns:wpi="http://schemas.microsoft.com/office/word/2010/wordprocessingInk" xmlns:wne="http://schemas.microsoft.com/office/word/2006/wordml" xmlns:wps="http://schemas.microsoft.com/office/word/2010/wordprocessingShape" mc:Ignorable="w14 w15 w16se w16cid w16 w16cex w16sdtdh w16sdtfl w16du wp14">
+<w:document xmlns:wpc="http://schemas.microsoft.com/office/word/2010/wordprocessingCanvas" xmlns:mc="http://schemas.openxmlformats.org/markup-compatibility/2006" xmlns:o="urn:schemas-microsoft-com:office:office" xmlns:r="http://schemas.openxmlformats.org/officeDocument/2006/relationships" xmlns:m="http://schemas.openxmlformats.org/officeDocument/2006/math" xmlns:v="urn:schemas-microsoft-com:vml" xmlns:wp14="http://schemas.microsoft.com/office/word/2010/wordprocessingDrawing" xmlns:wp="http://schemas.openxmlformats.org/drawingml/2006/wordprocessingDrawing" xmlns:w10="urn:schemas-microsoft-com:office:word" xmlns:w="http://schemas.openxmlformats.org/wordprocessingml/2006/main" xmlns:w14="http://schemas.microsoft.com/office/word/2010/wordml" xmlns:wpg="http://schemas.microsoft.com/office/word/2010/wordprocessingGroup" xmlns:wpi="http://schemas.microsoft.com/office/word/2010/wordprocessingInk" xmlns:wne="http://schemas.microsoft.com/office/word/2006/wordml" xmlns:wps="http://schemas.microsoft.com/office/word/2010/wordprocessingShape" mc:Ignorable="w14 wp14">
   <w:body>
     <w:p>
       <w:pPr>
@@ -23,7 +23,7 @@
           <w:rFonts w:ascii="ＭＳ ゴシック" w:eastAsia="ＭＳ ゴシック" w:hAnsi="ＭＳ ゴシック"/>
         </w:rPr>
         <w:pict w14:anchorId="34D44B22">
-          <v:rect id="_x0000_s2844" style="position:absolute;left:0;text-align:left;margin-left:.75pt;margin-top:-27pt;width:459pt;height:681.75pt;z-index:251658240;mso-position-horizontal-relative:text;mso-position-vertical-relative:text" filled="f"/>
+          <v:rect id="_x0000_s1820" style="position:absolute;left:0;text-align:left;margin-left:.75pt;margin-top:-27pt;width:459pt;height:681.75pt;z-index:2;mso-position-horizontal-relative:text;mso-position-vertical-relative:text" filled="f"/>
         </w:pict>
       </w:r>
     </w:p>
@@ -97,7 +97,7 @@
           <w:rFonts w:ascii="ＭＳ ゴシック" w:eastAsia="ＭＳ ゴシック" w:hAnsi="ＭＳ ゴシック"/>
         </w:rPr>
         <w:pict w14:anchorId="4F53353C">
-          <v:rect id="_x0000_s2843" style="position:absolute;margin-left:48.45pt;margin-top:10.9pt;width:356.1pt;height:33.4pt;z-index:251657216" filled="f" fillcolor="black"/>
+          <v:rect id="_x0000_s1819" style="position:absolute;margin-left:48.45pt;margin-top:10.9pt;width:356.1pt;height:33.4pt;z-index:1" filled="f" fillcolor="black"/>
         </w:pict>
       </w:r>
     </w:p>
@@ -530,37 +530,101 @@
       </w:tr>
       <w:tr>
         <w:trPr>
-          <w:trHeight w:val="1331"/>
+          <w:trHeight w:val="1415"/>
         </w:trPr>
         <w:tc>
           <w:tcPr>
-            <w:tcW w:w="5040" w:type="dxa"/>
-            <w:gridSpan w:val="2"/>
-            <w:tcBorders>
-              <w:bottom w:val="single" w:sz="4" w:space="0" w:color="auto"/>
-            </w:tcBorders>
-          </w:tcPr>
-          <w:p>
-            <w:pPr>
-              <w:jc w:val="center"/>
-              <w:rPr>
-                <w:rFonts w:ascii="ＭＳ ゴシック" w:eastAsia="ＭＳ ゴシック" w:hAnsi="ＭＳ ゴシック"/>
-                <w:color w:val="FF0000"/>
-                <w:lang w:eastAsia="ja-JP"/>
-              </w:rPr>
-            </w:pPr>
+            <w:tcW w:w="2520" w:type="dxa"/>
+            <w:vAlign w:val="center"/>
+          </w:tcPr>
+          <w:p>
+            <w:pPr>
+              <w:jc w:val="center"/>
+              <w:rPr>
+                <w:rFonts w:ascii="ＭＳ ゴシック" w:eastAsia="ＭＳ ゴシック" w:hAnsi="ＭＳ ゴシック"/>
+                <w:color w:val="000000"/>
+                <w:lang w:eastAsia="zh-TW"/>
+              </w:rPr>
+            </w:pPr>
+            <w:r>
+              <w:rPr>
+                <w:rFonts w:ascii="ＭＳ ゴシック" w:eastAsia="ＭＳ ゴシック" w:hAnsi="ＭＳ ゴシック"/>
+                <w:color w:val="00B050"/>
+                <w:sz w:val="20"/>
+                <w:szCs w:val="20"/>
+                <w:lang w:eastAsia="ja-JP"/>
+              </w:rPr>
+              <w:t>{{</w:t>
+            </w:r>
             <w:r>
               <w:rPr>
                 <w:rFonts w:ascii="ＭＳ ゴシック" w:eastAsia="ＭＳ ゴシック" w:hAnsi="ＭＳ ゴシック" w:hint="eastAsia"/>
                 <w:color w:val="00B050"/>
-                <w:lang w:eastAsia="ja-JP"/>
-              </w:rPr>
-              <w:t>{{特定細胞加工物製造事業者の名称}}</w:t>
+                <w:sz w:val="20"/>
+                <w:szCs w:val="20"/>
+                <w:lang w:eastAsia="ja-JP"/>
+              </w:rPr>
+              <w:t>製造責任者（通常、院長や再生医療をご担当される責任者）</w:t>
             </w:r>
+            <w:r>
+              <w:rPr>
+                <w:rFonts w:ascii="ＭＳ ゴシック" w:eastAsia="ＭＳ ゴシック" w:hAnsi="ＭＳ ゴシック"/>
+                <w:color w:val="00B050"/>
+                <w:sz w:val="20"/>
+                <w:szCs w:val="20"/>
+                <w:lang w:eastAsia="ja-JP"/>
+              </w:rPr>
+              <w:t>}}</w:t>
+            </w:r>
+          </w:p>
+        </w:tc>
+        <w:tc>
+          <w:tcPr>
+            <w:tcW w:w="2520" w:type="dxa"/>
+            <w:vAlign w:val="center"/>
+          </w:tcPr>
+          <w:p>
+            <w:pPr>
+              <w:jc w:val="center"/>
+              <w:rPr>
+                <w:rFonts w:ascii="ＭＳ ゴシック" w:eastAsia="ＭＳ ゴシック" w:hAnsi="ＭＳ ゴシック"/>
+                <w:color w:val="000000"/>
+                <w:lang w:eastAsia="ja-JP"/>
+              </w:rPr>
+            </w:pPr>
+            <w:r>
+              <w:rPr>
+                <w:rFonts w:ascii="ＭＳ ゴシック" w:eastAsia="ＭＳ ゴシック" w:hAnsi="ＭＳ ゴシック"/>
+                <w:color w:val="00B050"/>
+                <w:sz w:val="20"/>
+                <w:szCs w:val="20"/>
+                <w:lang w:eastAsia="ja-JP"/>
+              </w:rPr>
+              <w:t>{{</w:t>
+            </w:r>
+            <w:r>
+              <w:rPr>
+                <w:rFonts w:ascii="ＭＳ ゴシック" w:eastAsia="ＭＳ ゴシック" w:hAnsi="ＭＳ ゴシック" w:hint="eastAsia"/>
+                <w:color w:val="00B050"/>
+                <w:sz w:val="20"/>
+                <w:szCs w:val="20"/>
+                <w:lang w:eastAsia="ja-JP"/>
+              </w:rPr>
+              <w:t>管理者（院長/病院長）</w:t>
+            </w:r>
+            <w:r>
+              <w:rPr>
+                <w:rFonts w:ascii="ＭＳ ゴシック" w:eastAsia="ＭＳ ゴシック" w:hAnsi="ＭＳ ゴシック"/>
+                <w:color w:val="00B050"/>
+                <w:sz w:val="20"/>
+                <w:szCs w:val="20"/>
+                <w:lang w:eastAsia="ja-JP"/>
+              </w:rPr>
+              <w:t>}}</w:t>
+            </w:r>
           </w:p>
         </w:tc>
       </w:tr>
-      <w:bookmarkEnd w:id="1"/>
     </w:tbl>
     <w:p>
       <w:pPr>
@@ -571,6 +635,9 @@
           <w:lang w:eastAsia="ja-JP"/>
         </w:rPr>
       </w:pPr>
+      <w:bookmarkStart w:id="2" w:name="_GoBack"/>
+      <w:bookmarkEnd w:id="1"/>
+      <w:bookmarkEnd w:id="2"/>
     </w:p>
     <w:p>
       <w:pPr>
@@ -3708,10 +3775,10 @@
           <w:lang w:eastAsia="ja-JP"/>
         </w:rPr>
         <w:sectPr>
-          <w:footerReference w:type="default" r:id="rId10"/>
-          <w:headerReference w:type="default" r:id="rId15"/>
-          <w:headerReference w:type="first" r:id="rId16"/>
-          <w:footerReference w:type="first" r:id="rId17"/>
+          <w:headerReference w:type="default" r:id="rId11"/>
+          <w:footerReference w:type="default" r:id="rId12"/>
+          <w:headerReference w:type="first" r:id="rId13"/>
+          <w:footerReference w:type="first" r:id="rId14"/>
           <w:pgSz w:w="11906" w:h="16838"/>
           <w:pgMar w:top="1985" w:right="991" w:bottom="1701" w:left="1701" w:header="708" w:footer="708" w:gutter="0"/>
           <w:cols w:space="720"/>
@@ -6335,8 +6402,8 @@
       </w:r>
     </w:p>
     <w:sectPr>
-      <w:headerReference w:type="default" r:id="rId11"/>
-      <w:footerReference w:type="default" r:id="rId12"/>
+      <w:headerReference w:type="default" r:id="rId15"/>
+      <w:footerReference w:type="default" r:id="rId16"/>
       <w:pgSz w:w="11906" w:h="16838" w:code="9"/>
       <w:pgMar w:top="1405" w:right="1416" w:bottom="540" w:left="1418" w:header="1134" w:footer="525" w:gutter="0"/>
       <w:pgNumType w:start="3"/>
@@ -6348,7 +6415,7 @@
 </file>
 
 <file path=word/endnotes.xml><?xml version="1.0" encoding="utf-8"?>
-<w:endnotes xmlns:wpc="http://schemas.microsoft.com/office/word/2010/wordprocessingCanvas" xmlns:cx="http://schemas.microsoft.com/office/drawing/2014/chartex" xmlns:cx1="http://schemas.microsoft.com/office/drawing/2015/9/8/chartex" xmlns:cx2="http://schemas.microsoft.com/office/drawing/2015/10/21/chartex" xmlns:cx3="http://schemas.microsoft.com/office/drawing/2016/5/9/chartex" xmlns:cx4="http://schemas.microsoft.com/office/drawing/2016/5/10/chartex" xmlns:cx5="http://schemas.microsoft.com/office/drawing/2016/5/11/chartex" xmlns:cx6="http://schemas.microsoft.com/office/drawing/2016/5/12/chartex" xmlns:cx7="http://schemas.microsoft.com/office/drawing/2016/5/13/chartex" xmlns:cx8="http://schemas.microsoft.com/office/drawing/2016/5/14/chartex" xmlns:mc="http://schemas.openxmlformats.org/markup-compatibility/2006" xmlns:aink="http://schemas.microsoft.com/office/drawing/2016/ink" xmlns:am3d="http://schemas.microsoft.com/office/drawing/2017/model3d" xmlns:o="urn:schemas-microsoft-com:office:office" xmlns:oel="http://schemas.microsoft.com/office/2019/extlst" xmlns:r="http://schemas.openxmlformats.org/officeDocument/2006/relationships" xmlns:m="http://schemas.openxmlformats.org/officeDocument/2006/math" xmlns:v="urn:schemas-microsoft-com:vml" xmlns:wp14="http://schemas.microsoft.com/office/word/2010/wordprocessingDrawing" xmlns:wp="http://schemas.openxmlformats.org/drawingml/2006/wordprocessingDrawing" xmlns:w10="urn:schemas-microsoft-com:office:word" xmlns:w="http://schemas.openxmlformats.org/wordprocessingml/2006/main" xmlns:w14="http://schemas.microsoft.com/office/word/2010/wordml" xmlns:w15="http://schemas.microsoft.com/office/word/2012/wordml" xmlns:w16cex="http://schemas.microsoft.com/office/word/2018/wordml/cex" xmlns:w16cid="http://schemas.microsoft.com/office/word/2016/wordml/cid" xmlns:w16="http://schemas.microsoft.com/office/word/2018/wordml" xmlns:w16du="http://schemas.microsoft.com/office/word/2023/wordml/word16du" xmlns:w16sdtdh="http://schemas.microsoft.com/office/word/2020/wordml/sdtdatahash" xmlns:w16sdtfl="http://schemas.microsoft.com/office/word/2024/wordml/sdtformatlock" xmlns:w16se="http://schemas.microsoft.com/office/word/2015/wordml/symex" xmlns:wpg="http://schemas.microsoft.com/office/word/2010/wordprocessingGroup" xmlns:wpi="http://schemas.microsoft.com/office/word/2010/wordprocessingInk" xmlns:wne="http://schemas.microsoft.com/office/word/2006/wordml" xmlns:wps="http://schemas.microsoft.com/office/word/2010/wordprocessingShape" mc:Ignorable="w14 w15 w16se w16cid w16 w16cex w16sdtdh w16sdtfl w16du wp14">
+<w:endnotes xmlns:wpc="http://schemas.microsoft.com/office/word/2010/wordprocessingCanvas" xmlns:mc="http://schemas.openxmlformats.org/markup-compatibility/2006" xmlns:o="urn:schemas-microsoft-com:office:office" xmlns:r="http://schemas.openxmlformats.org/officeDocument/2006/relationships" xmlns:m="http://schemas.openxmlformats.org/officeDocument/2006/math" xmlns:v="urn:schemas-microsoft-com:vml" xmlns:wp14="http://schemas.microsoft.com/office/word/2010/wordprocessingDrawing" xmlns:wp="http://schemas.openxmlformats.org/drawingml/2006/wordprocessingDrawing" xmlns:w10="urn:schemas-microsoft-com:office:word" xmlns:w="http://schemas.openxmlformats.org/wordprocessingml/2006/main" xmlns:w14="http://schemas.microsoft.com/office/word/2010/wordml" xmlns:wpg="http://schemas.microsoft.com/office/word/2010/wordprocessingGroup" xmlns:wpi="http://schemas.microsoft.com/office/word/2010/wordprocessingInk" xmlns:wne="http://schemas.microsoft.com/office/word/2006/wordml" xmlns:wps="http://schemas.microsoft.com/office/word/2010/wordprocessingShape" mc:Ignorable="w14 wp14">
   <w:endnote w:type="separator" w:id="-1">
     <w:p>
       <w:r>
@@ -6367,7 +6434,7 @@
 </file>
 
 <file path=word/footer1.xml><?xml version="1.0" encoding="utf-8"?>
-<w:ftr xmlns:wpc="http://schemas.microsoft.com/office/word/2010/wordprocessingCanvas" xmlns:cx="http://schemas.microsoft.com/office/drawing/2014/chartex" xmlns:cx1="http://schemas.microsoft.com/office/drawing/2015/9/8/chartex" xmlns:cx2="http://schemas.microsoft.com/office/drawing/2015/10/21/chartex" xmlns:cx3="http://schemas.microsoft.com/office/drawing/2016/5/9/chartex" xmlns:cx4="http://schemas.microsoft.com/office/drawing/2016/5/10/chartex" xmlns:cx5="http://schemas.microsoft.com/office/drawing/2016/5/11/chartex" xmlns:cx6="http://schemas.microsoft.com/office/drawing/2016/5/12/chartex" xmlns:cx7="http://schemas.microsoft.com/office/drawing/2016/5/13/chartex" xmlns:cx8="http://schemas.microsoft.com/office/drawing/2016/5/14/chartex" xmlns:mc="http://schemas.openxmlformats.org/markup-compatibility/2006" xmlns:aink="http://schemas.microsoft.com/office/drawing/2016/ink" xmlns:am3d="http://schemas.microsoft.com/office/drawing/2017/model3d" xmlns:o="urn:schemas-microsoft-com:office:office" xmlns:oel="http://schemas.microsoft.com/office/2019/extlst" xmlns:r="http://schemas.openxmlformats.org/officeDocument/2006/relationships" xmlns:m="http://schemas.openxmlformats.org/officeDocument/2006/math" xmlns:v="urn:schemas-microsoft-com:vml" xmlns:wp14="http://schemas.microsoft.com/office/word/2010/wordprocessingDrawing" xmlns:wp="http://schemas.openxmlformats.org/drawingml/2006/wordprocessingDrawing" xmlns:w10="urn:schemas-microsoft-com:office:word" xmlns:w="http://schemas.openxmlformats.org/wordprocessingml/2006/main" xmlns:w14="http://schemas.microsoft.com/office/word/2010/wordml" xmlns:w15="http://schemas.microsoft.com/office/word/2012/wordml" xmlns:w16cex="http://schemas.microsoft.com/office/word/2018/wordml/cex" xmlns:w16cid="http://schemas.microsoft.com/office/word/2016/wordml/cid" xmlns:w16="http://schemas.microsoft.com/office/word/2018/wordml" xmlns:w16du="http://schemas.microsoft.com/office/word/2023/wordml/word16du" xmlns:w16sdtdh="http://schemas.microsoft.com/office/word/2020/wordml/sdtdatahash" xmlns:w16sdtfl="http://schemas.microsoft.com/office/word/2024/wordml/sdtformatlock" xmlns:w16se="http://schemas.microsoft.com/office/word/2015/wordml/symex" xmlns:wpg="http://schemas.microsoft.com/office/word/2010/wordprocessingGroup" xmlns:wpi="http://schemas.microsoft.com/office/word/2010/wordprocessingInk" xmlns:wne="http://schemas.microsoft.com/office/word/2006/wordml" xmlns:wps="http://schemas.microsoft.com/office/word/2010/wordprocessingShape" mc:Ignorable="w14 w15 w16se w16cid w16 w16cex w16sdtdh w16sdtfl w16du wp14">
+<w:ftr xmlns:wpc="http://schemas.microsoft.com/office/word/2010/wordprocessingCanvas" xmlns:mc="http://schemas.openxmlformats.org/markup-compatibility/2006" xmlns:o="urn:schemas-microsoft-com:office:office" xmlns:r="http://schemas.openxmlformats.org/officeDocument/2006/relationships" xmlns:m="http://schemas.openxmlformats.org/officeDocument/2006/math" xmlns:v="urn:schemas-microsoft-com:vml" xmlns:wp14="http://schemas.microsoft.com/office/word/2010/wordprocessingDrawing" xmlns:wp="http://schemas.openxmlformats.org/drawingml/2006/wordprocessingDrawing" xmlns:w10="urn:schemas-microsoft-com:office:word" xmlns:w="http://schemas.openxmlformats.org/wordprocessingml/2006/main" xmlns:w14="http://schemas.microsoft.com/office/word/2010/wordml" xmlns:wpg="http://schemas.microsoft.com/office/word/2010/wordprocessingGroup" xmlns:wpi="http://schemas.microsoft.com/office/word/2010/wordprocessingInk" xmlns:wne="http://schemas.microsoft.com/office/word/2006/wordml" xmlns:wps="http://schemas.microsoft.com/office/word/2010/wordprocessingShape" mc:Ignorable="w14 wp14">
   <w:p>
     <w:pPr>
       <w:pStyle w:val="a8"/>
@@ -6391,7 +6458,13 @@
 </file>
 
 <file path=word/footer2.xml><?xml version="1.0" encoding="utf-8"?>
-<w:ftr xmlns:wpc="http://schemas.microsoft.com/office/word/2010/wordprocessingCanvas" xmlns:cx="http://schemas.microsoft.com/office/drawing/2014/chartex" xmlns:cx1="http://schemas.microsoft.com/office/drawing/2015/9/8/chartex" xmlns:cx2="http://schemas.microsoft.com/office/drawing/2015/10/21/chartex" xmlns:cx3="http://schemas.microsoft.com/office/drawing/2016/5/9/chartex" xmlns:cx4="http://schemas.microsoft.com/office/drawing/2016/5/10/chartex" xmlns:cx5="http://schemas.microsoft.com/office/drawing/2016/5/11/chartex" xmlns:cx6="http://schemas.microsoft.com/office/drawing/2016/5/12/chartex" xmlns:cx7="http://schemas.microsoft.com/office/drawing/2016/5/13/chartex" xmlns:cx8="http://schemas.microsoft.com/office/drawing/2016/5/14/chartex" xmlns:mc="http://schemas.openxmlformats.org/markup-compatibility/2006" xmlns:aink="http://schemas.microsoft.com/office/drawing/2016/ink" xmlns:am3d="http://schemas.microsoft.com/office/drawing/2017/model3d" xmlns:o="urn:schemas-microsoft-com:office:office" xmlns:oel="http://schemas.microsoft.com/office/2019/extlst" xmlns:r="http://schemas.openxmlformats.org/officeDocument/2006/relationships" xmlns:m="http://schemas.openxmlformats.org/officeDocument/2006/math" xmlns:v="urn:schemas-microsoft-com:vml" xmlns:wp14="http://schemas.microsoft.com/office/word/2010/wordprocessingDrawing" xmlns:wp="http://schemas.openxmlformats.org/drawingml/2006/wordprocessingDrawing" xmlns:w10="urn:schemas-microsoft-com:office:word" xmlns:w="http://schemas.openxmlformats.org/wordprocessingml/2006/main" xmlns:w14="http://schemas.microsoft.com/office/word/2010/wordml" xmlns:w15="http://schemas.microsoft.com/office/word/2012/wordml" xmlns:w16cex="http://schemas.microsoft.com/office/word/2018/wordml/cex" xmlns:w16cid="http://schemas.microsoft.com/office/word/2016/wordml/cid" xmlns:w16="http://schemas.microsoft.com/office/word/2018/wordml" xmlns:w16du="http://schemas.microsoft.com/office/word/2023/wordml/word16du" xmlns:w16sdtdh="http://schemas.microsoft.com/office/word/2020/wordml/sdtdatahash" xmlns:w16sdtfl="http://schemas.microsoft.com/office/word/2024/wordml/sdtformatlock" xmlns:w16se="http://schemas.microsoft.com/office/word/2015/wordml/symex" xmlns:wpg="http://schemas.microsoft.com/office/word/2010/wordprocessingGroup" xmlns:wpi="http://schemas.microsoft.com/office/word/2010/wordprocessingInk" xmlns:wne="http://schemas.microsoft.com/office/word/2006/wordml" xmlns:wps="http://schemas.microsoft.com/office/word/2010/wordprocessingShape" mc:Ignorable="w14 w15 w16se w16cid w16 w16cex w16sdtdh w16sdtfl w16du wp14">
+<w:ftr xmlns:wpc="http://schemas.microsoft.com/office/word/2010/wordprocessingCanvas" xmlns:mc="http://schemas.openxmlformats.org/markup-compatibility/2006" xmlns:o="urn:schemas-microsoft-com:office:office" xmlns:r="http://schemas.openxmlformats.org/officeDocument/2006/relationships" xmlns:m="http://schemas.openxmlformats.org/officeDocument/2006/math" xmlns:v="urn:schemas-microsoft-com:vml" xmlns:wp14="http://schemas.microsoft.com/office/word/2010/wordprocessingDrawing" xmlns:wp="http://schemas.openxmlformats.org/drawingml/2006/wordprocessingDrawing" xmlns:w10="urn:schemas-microsoft-com:office:word" xmlns:w="http://schemas.openxmlformats.org/wordprocessingml/2006/main" xmlns:w14="http://schemas.microsoft.com/office/word/2010/wordml" xmlns:wpg="http://schemas.microsoft.com/office/word/2010/wordprocessingGroup" xmlns:wpi="http://schemas.microsoft.com/office/word/2010/wordprocessingInk" xmlns:wne="http://schemas.microsoft.com/office/word/2006/wordml" xmlns:wps="http://schemas.microsoft.com/office/word/2010/wordprocessingShape" mc:Ignorable="w14 wp14">
+  <w:p/>
+</w:ftr>
+</file>
+
+<file path=word/footer3.xml><?xml version="1.0" encoding="utf-8"?>
+<w:ftr xmlns:wpc="http://schemas.microsoft.com/office/word/2010/wordprocessingCanvas" xmlns:mc="http://schemas.openxmlformats.org/markup-compatibility/2006" xmlns:o="urn:schemas-microsoft-com:office:office" xmlns:r="http://schemas.openxmlformats.org/officeDocument/2006/relationships" xmlns:m="http://schemas.openxmlformats.org/officeDocument/2006/math" xmlns:v="urn:schemas-microsoft-com:vml" xmlns:wp14="http://schemas.microsoft.com/office/word/2010/wordprocessingDrawing" xmlns:wp="http://schemas.openxmlformats.org/drawingml/2006/wordprocessingDrawing" xmlns:w10="urn:schemas-microsoft-com:office:word" xmlns:w="http://schemas.openxmlformats.org/wordprocessingml/2006/main" xmlns:w14="http://schemas.microsoft.com/office/word/2010/wordml" xmlns:wpg="http://schemas.microsoft.com/office/word/2010/wordprocessingGroup" xmlns:wpi="http://schemas.microsoft.com/office/word/2010/wordprocessingInk" xmlns:wne="http://schemas.microsoft.com/office/word/2006/wordml" xmlns:wps="http://schemas.microsoft.com/office/word/2010/wordprocessingShape" mc:Ignorable="w14 wp14">
   <w:p>
     <w:pPr>
       <w:pStyle w:val="a8"/>
@@ -6409,23 +6482,13 @@
         <w:color w:val="FF0000"/>
         <w:lang w:eastAsia="ja-JP"/>
       </w:rPr>
-    </w:pPr>
-  </w:p>
-</w:ftr>
-</file>
-
-<file path=word/footer3.xml><?xml version="1.0" encoding="utf-8"?>
-<w:ftr xmlns:m="http://schemas.openxmlformats.org/officeDocument/2006/math" xmlns:mc="http://schemas.openxmlformats.org/markup-compatibility/2006" xmlns:mo="http://schemas.microsoft.com/office/mac/office/2008/main" xmlns:mv="urn:schemas-microsoft-com:mac:vml" xmlns:o="urn:schemas-microsoft-com:office:office" xmlns:r="http://schemas.openxmlformats.org/officeDocument/2006/relationships" xmlns:v="urn:schemas-microsoft-com:vml" xmlns:w10="urn:schemas-microsoft-com:office:word" xmlns:w14="http://schemas.microsoft.com/office/word/2010/wordml" xmlns:w="http://schemas.openxmlformats.org/wordprocessingml/2006/main" xmlns:wne="http://schemas.microsoft.com/office/word/2006/wordml" xmlns:wp14="http://schemas.microsoft.com/office/word/2010/wordprocessingDrawing" xmlns:wp="http://schemas.openxmlformats.org/drawingml/2006/wordprocessingDrawing" xmlns:wpc="http://schemas.microsoft.com/office/word/2010/wordprocessingCanvas" xmlns:wpg="http://schemas.microsoft.com/office/word/2010/wordprocessingGroup" xmlns:wpi="http://schemas.microsoft.com/office/word/2010/wordprocessingInk" xmlns:wps="http://schemas.microsoft.com/office/word/2010/wordprocessingShape" mc:Ignorable="w14 wp14">
-  <w:p>
-    <w:pPr>
-      <w:pStyle w:val="Footer"/>
     </w:pPr>
   </w:p>
 </w:ftr>
 </file>
 
 <file path=word/footnotes.xml><?xml version="1.0" encoding="utf-8"?>
-<w:footnotes xmlns:wpc="http://schemas.microsoft.com/office/word/2010/wordprocessingCanvas" xmlns:cx="http://schemas.microsoft.com/office/drawing/2014/chartex" xmlns:cx1="http://schemas.microsoft.com/office/drawing/2015/9/8/chartex" xmlns:cx2="http://schemas.microsoft.com/office/drawing/2015/10/21/chartex" xmlns:cx3="http://schemas.microsoft.com/office/drawing/2016/5/9/chartex" xmlns:cx4="http://schemas.microsoft.com/office/drawing/2016/5/10/chartex" xmlns:cx5="http://schemas.microsoft.com/office/drawing/2016/5/11/chartex" xmlns:cx6="http://schemas.microsoft.com/office/drawing/2016/5/12/chartex" xmlns:cx7="http://schemas.microsoft.com/office/drawing/2016/5/13/chartex" xmlns:cx8="http://schemas.microsoft.com/office/drawing/2016/5/14/chartex" xmlns:mc="http://schemas.openxmlformats.org/markup-compatibility/2006" xmlns:aink="http://schemas.microsoft.com/office/drawing/2016/ink" xmlns:am3d="http://schemas.microsoft.com/office/drawing/2017/model3d" xmlns:o="urn:schemas-microsoft-com:office:office" xmlns:oel="http://schemas.microsoft.com/office/2019/extlst" xmlns:r="http://schemas.openxmlformats.org/officeDocument/2006/relationships" xmlns:m="http://schemas.openxmlformats.org/officeDocument/2006/math" xmlns:v="urn:schemas-microsoft-com:vml" xmlns:wp14="http://schemas.microsoft.com/office/word/2010/wordprocessingDrawing" xmlns:wp="http://schemas.openxmlformats.org/drawingml/2006/wordprocessingDrawing" xmlns:w10="urn:schemas-microsoft-com:office:word" xmlns:w="http://schemas.openxmlformats.org/wordprocessingml/2006/main" xmlns:w14="http://schemas.microsoft.com/office/word/2010/wordml" xmlns:w15="http://schemas.microsoft.com/office/word/2012/wordml" xmlns:w16cex="http://schemas.microsoft.com/office/word/2018/wordml/cex" xmlns:w16cid="http://schemas.microsoft.com/office/word/2016/wordml/cid" xmlns:w16="http://schemas.microsoft.com/office/word/2018/wordml" xmlns:w16du="http://schemas.microsoft.com/office/word/2023/wordml/word16du" xmlns:w16sdtdh="http://schemas.microsoft.com/office/word/2020/wordml/sdtdatahash" xmlns:w16sdtfl="http://schemas.microsoft.com/office/word/2024/wordml/sdtformatlock" xmlns:w16se="http://schemas.microsoft.com/office/word/2015/wordml/symex" xmlns:wpg="http://schemas.microsoft.com/office/word/2010/wordprocessingGroup" xmlns:wpi="http://schemas.microsoft.com/office/word/2010/wordprocessingInk" xmlns:wne="http://schemas.microsoft.com/office/word/2006/wordml" xmlns:wps="http://schemas.microsoft.com/office/word/2010/wordprocessingShape" mc:Ignorable="w14 w15 w16se w16cid w16 w16cex w16sdtdh w16sdtfl w16du wp14">
+<w:footnotes xmlns:wpc="http://schemas.microsoft.com/office/word/2010/wordprocessingCanvas" xmlns:mc="http://schemas.openxmlformats.org/markup-compatibility/2006" xmlns:o="urn:schemas-microsoft-com:office:office" xmlns:r="http://schemas.openxmlformats.org/officeDocument/2006/relationships" xmlns:m="http://schemas.openxmlformats.org/officeDocument/2006/math" xmlns:v="urn:schemas-microsoft-com:vml" xmlns:wp14="http://schemas.microsoft.com/office/word/2010/wordprocessingDrawing" xmlns:wp="http://schemas.openxmlformats.org/drawingml/2006/wordprocessingDrawing" xmlns:w10="urn:schemas-microsoft-com:office:word" xmlns:w="http://schemas.openxmlformats.org/wordprocessingml/2006/main" xmlns:w14="http://schemas.microsoft.com/office/word/2010/wordml" xmlns:wpg="http://schemas.microsoft.com/office/word/2010/wordprocessingGroup" xmlns:wpi="http://schemas.microsoft.com/office/word/2010/wordprocessingInk" xmlns:wne="http://schemas.microsoft.com/office/word/2006/wordml" xmlns:wps="http://schemas.microsoft.com/office/word/2010/wordprocessingShape" mc:Ignorable="w14 wp14">
   <w:footnote w:type="separator" w:id="-1">
     <w:p>
       <w:r>
@@ -6444,7 +6507,19 @@
 </file>
 
 <file path=word/header1.xml><?xml version="1.0" encoding="utf-8"?>
-<w:hdr xmlns:wpc="http://schemas.microsoft.com/office/word/2010/wordprocessingCanvas" xmlns:cx="http://schemas.microsoft.com/office/drawing/2014/chartex" xmlns:cx1="http://schemas.microsoft.com/office/drawing/2015/9/8/chartex" xmlns:cx2="http://schemas.microsoft.com/office/drawing/2015/10/21/chartex" xmlns:cx3="http://schemas.microsoft.com/office/drawing/2016/5/9/chartex" xmlns:cx4="http://schemas.microsoft.com/office/drawing/2016/5/10/chartex" xmlns:cx5="http://schemas.microsoft.com/office/drawing/2016/5/11/chartex" xmlns:cx6="http://schemas.microsoft.com/office/drawing/2016/5/12/chartex" xmlns:cx7="http://schemas.microsoft.com/office/drawing/2016/5/13/chartex" xmlns:cx8="http://schemas.microsoft.com/office/drawing/2016/5/14/chartex" xmlns:mc="http://schemas.openxmlformats.org/markup-compatibility/2006" xmlns:aink="http://schemas.microsoft.com/office/drawing/2016/ink" xmlns:am3d="http://schemas.microsoft.com/office/drawing/2017/model3d" xmlns:o="urn:schemas-microsoft-com:office:office" xmlns:oel="http://schemas.microsoft.com/office/2019/extlst" xmlns:r="http://schemas.openxmlformats.org/officeDocument/2006/relationships" xmlns:m="http://schemas.openxmlformats.org/officeDocument/2006/math" xmlns:v="urn:schemas-microsoft-com:vml" xmlns:wp14="http://schemas.microsoft.com/office/word/2010/wordprocessingDrawing" xmlns:wp="http://schemas.openxmlformats.org/drawingml/2006/wordprocessingDrawing" xmlns:w10="urn:schemas-microsoft-com:office:word" xmlns:w="http://schemas.openxmlformats.org/wordprocessingml/2006/main" xmlns:w14="http://schemas.microsoft.com/office/word/2010/wordml" xmlns:w15="http://schemas.microsoft.com/office/word/2012/wordml" xmlns:w16cex="http://schemas.microsoft.com/office/word/2018/wordml/cex" xmlns:w16cid="http://schemas.microsoft.com/office/word/2016/wordml/cid" xmlns:w16="http://schemas.microsoft.com/office/word/2018/wordml" xmlns:w16du="http://schemas.microsoft.com/office/word/2023/wordml/word16du" xmlns:w16sdtdh="http://schemas.microsoft.com/office/word/2020/wordml/sdtdatahash" xmlns:w16sdtfl="http://schemas.microsoft.com/office/word/2024/wordml/sdtformatlock" xmlns:w16se="http://schemas.microsoft.com/office/word/2015/wordml/symex" xmlns:wpg="http://schemas.microsoft.com/office/word/2010/wordprocessingGroup" xmlns:wpi="http://schemas.microsoft.com/office/word/2010/wordprocessingInk" xmlns:wne="http://schemas.microsoft.com/office/word/2006/wordml" xmlns:wps="http://schemas.microsoft.com/office/word/2010/wordprocessingShape" mc:Ignorable="w14 w15 w16se w16cid w16 w16cex w16sdtdh w16sdtfl w16du wp14">
+<w:hdr xmlns:wpc="http://schemas.microsoft.com/office/word/2010/wordprocessingCanvas" xmlns:mc="http://schemas.openxmlformats.org/markup-compatibility/2006" xmlns:o="urn:schemas-microsoft-com:office:office" xmlns:r="http://schemas.openxmlformats.org/officeDocument/2006/relationships" xmlns:m="http://schemas.openxmlformats.org/officeDocument/2006/math" xmlns:v="urn:schemas-microsoft-com:vml" xmlns:wp14="http://schemas.microsoft.com/office/word/2010/wordprocessingDrawing" xmlns:wp="http://schemas.openxmlformats.org/drawingml/2006/wordprocessingDrawing" xmlns:w10="urn:schemas-microsoft-com:office:word" xmlns:w="http://schemas.openxmlformats.org/wordprocessingml/2006/main" xmlns:w14="http://schemas.microsoft.com/office/word/2010/wordml" xmlns:wpg="http://schemas.microsoft.com/office/word/2010/wordprocessingGroup" xmlns:wpi="http://schemas.microsoft.com/office/word/2010/wordprocessingInk" xmlns:wne="http://schemas.microsoft.com/office/word/2006/wordml" xmlns:wps="http://schemas.microsoft.com/office/word/2010/wordprocessingShape" mc:Ignorable="w14 wp14">
+  <w:p/>
+</w:hdr>
+</file>
+
+<file path=word/header2.xml><?xml version="1.0" encoding="utf-8"?>
+<w:hdr xmlns:wpc="http://schemas.microsoft.com/office/word/2010/wordprocessingCanvas" xmlns:mc="http://schemas.openxmlformats.org/markup-compatibility/2006" xmlns:o="urn:schemas-microsoft-com:office:office" xmlns:r="http://schemas.openxmlformats.org/officeDocument/2006/relationships" xmlns:m="http://schemas.openxmlformats.org/officeDocument/2006/math" xmlns:v="urn:schemas-microsoft-com:vml" xmlns:wp14="http://schemas.microsoft.com/office/word/2010/wordprocessingDrawing" xmlns:wp="http://schemas.openxmlformats.org/drawingml/2006/wordprocessingDrawing" xmlns:w10="urn:schemas-microsoft-com:office:word" xmlns:w="http://schemas.openxmlformats.org/wordprocessingml/2006/main" xmlns:w14="http://schemas.microsoft.com/office/word/2010/wordml" xmlns:wpg="http://schemas.microsoft.com/office/word/2010/wordprocessingGroup" xmlns:wpi="http://schemas.microsoft.com/office/word/2010/wordprocessingInk" xmlns:wne="http://schemas.microsoft.com/office/word/2006/wordml" xmlns:wps="http://schemas.microsoft.com/office/word/2010/wordprocessingShape" mc:Ignorable="w14 wp14">
+  <w:p/>
+</w:hdr>
+</file>
+
+<file path=word/header3.xml><?xml version="1.0" encoding="utf-8"?>
+<w:hdr xmlns:wpc="http://schemas.microsoft.com/office/word/2010/wordprocessingCanvas" xmlns:mc="http://schemas.openxmlformats.org/markup-compatibility/2006" xmlns:o="urn:schemas-microsoft-com:office:office" xmlns:r="http://schemas.openxmlformats.org/officeDocument/2006/relationships" xmlns:m="http://schemas.openxmlformats.org/officeDocument/2006/math" xmlns:v="urn:schemas-microsoft-com:vml" xmlns:wp14="http://schemas.microsoft.com/office/word/2010/wordprocessingDrawing" xmlns:wp="http://schemas.openxmlformats.org/drawingml/2006/wordprocessingDrawing" xmlns:w10="urn:schemas-microsoft-com:office:word" xmlns:w="http://schemas.openxmlformats.org/wordprocessingml/2006/main" xmlns:w14="http://schemas.microsoft.com/office/word/2010/wordml" xmlns:wpg="http://schemas.microsoft.com/office/word/2010/wordprocessingGroup" xmlns:wpi="http://schemas.microsoft.com/office/word/2010/wordprocessingInk" xmlns:wne="http://schemas.microsoft.com/office/word/2006/wordml" xmlns:wps="http://schemas.microsoft.com/office/word/2010/wordprocessingShape" mc:Ignorable="w14 wp14">
   <w:tbl>
     <w:tblPr>
       <w:tblW w:w="0" w:type="auto"/>
@@ -6696,7 +6771,7 @@
               <w:rFonts w:ascii="ＭＳ ゴシック" w:eastAsia="ＭＳ ゴシック" w:hAnsi="ＭＳ ゴシック"/>
               <w:noProof/>
             </w:rPr>
-            <w:t>4</w:t>
+            <w:t>5</w:t>
           </w:r>
           <w:r>
             <w:rPr>
@@ -6767,29 +6842,9 @@
 </w:hdr>
 </file>
 
-<file path=word/header2.xml><?xml version="1.0" encoding="utf-8"?>
-<w:hdr xmlns:m="http://schemas.openxmlformats.org/officeDocument/2006/math" xmlns:mc="http://schemas.openxmlformats.org/markup-compatibility/2006" xmlns:mo="http://schemas.microsoft.com/office/mac/office/2008/main" xmlns:mv="urn:schemas-microsoft-com:mac:vml" xmlns:o="urn:schemas-microsoft-com:office:office" xmlns:r="http://schemas.openxmlformats.org/officeDocument/2006/relationships" xmlns:v="urn:schemas-microsoft-com:vml" xmlns:w10="urn:schemas-microsoft-com:office:word" xmlns:w14="http://schemas.microsoft.com/office/word/2010/wordml" xmlns:w="http://schemas.openxmlformats.org/wordprocessingml/2006/main" xmlns:wne="http://schemas.microsoft.com/office/word/2006/wordml" xmlns:wp14="http://schemas.microsoft.com/office/word/2010/wordprocessingDrawing" xmlns:wp="http://schemas.openxmlformats.org/drawingml/2006/wordprocessingDrawing" xmlns:wpc="http://schemas.microsoft.com/office/word/2010/wordprocessingCanvas" xmlns:wpg="http://schemas.microsoft.com/office/word/2010/wordprocessingGroup" xmlns:wpi="http://schemas.microsoft.com/office/word/2010/wordprocessingInk" xmlns:wps="http://schemas.microsoft.com/office/word/2010/wordprocessingShape" mc:Ignorable="w14 wp14">
-  <w:p>
-    <w:pPr>
-      <w:pStyle w:val="Header"/>
-    </w:pPr>
-  </w:p>
-</w:hdr>
-</file>
-
-<file path=word/header3.xml><?xml version="1.0" encoding="utf-8"?>
-<w:hdr xmlns:m="http://schemas.openxmlformats.org/officeDocument/2006/math" xmlns:mc="http://schemas.openxmlformats.org/markup-compatibility/2006" xmlns:mo="http://schemas.microsoft.com/office/mac/office/2008/main" xmlns:mv="urn:schemas-microsoft-com:mac:vml" xmlns:o="urn:schemas-microsoft-com:office:office" xmlns:r="http://schemas.openxmlformats.org/officeDocument/2006/relationships" xmlns:v="urn:schemas-microsoft-com:vml" xmlns:w10="urn:schemas-microsoft-com:office:word" xmlns:w14="http://schemas.microsoft.com/office/word/2010/wordml" xmlns:w="http://schemas.openxmlformats.org/wordprocessingml/2006/main" xmlns:wne="http://schemas.microsoft.com/office/word/2006/wordml" xmlns:wp14="http://schemas.microsoft.com/office/word/2010/wordprocessingDrawing" xmlns:wp="http://schemas.openxmlformats.org/drawingml/2006/wordprocessingDrawing" xmlns:wpc="http://schemas.microsoft.com/office/word/2010/wordprocessingCanvas" xmlns:wpg="http://schemas.microsoft.com/office/word/2010/wordprocessingGroup" xmlns:wpi="http://schemas.microsoft.com/office/word/2010/wordprocessingInk" xmlns:wps="http://schemas.microsoft.com/office/word/2010/wordprocessingShape" mc:Ignorable="w14 wp14">
-  <w:p>
-    <w:pPr>
-      <w:pStyle w:val="Header"/>
-    </w:pPr>
-  </w:p>
-</w:hdr>
-</file>
-
 <file path=word/numbering.xml><?xml version="1.0" encoding="utf-8"?>
-<w:numbering xmlns:wpc="http://schemas.microsoft.com/office/word/2010/wordprocessingCanvas" xmlns:cx="http://schemas.microsoft.com/office/drawing/2014/chartex" xmlns:cx1="http://schemas.microsoft.com/office/drawing/2015/9/8/chartex" xmlns:cx2="http://schemas.microsoft.com/office/drawing/2015/10/21/chartex" xmlns:cx3="http://schemas.microsoft.com/office/drawing/2016/5/9/chartex" xmlns:cx4="http://schemas.microsoft.com/office/drawing/2016/5/10/chartex" xmlns:cx5="http://schemas.microsoft.com/office/drawing/2016/5/11/chartex" xmlns:cx6="http://schemas.microsoft.com/office/drawing/2016/5/12/chartex" xmlns:cx7="http://schemas.microsoft.com/office/drawing/2016/5/13/chartex" xmlns:cx8="http://schemas.microsoft.com/office/drawing/2016/5/14/chartex" xmlns:mc="http://schemas.openxmlformats.org/markup-compatibility/2006" xmlns:aink="http://schemas.microsoft.com/office/drawing/2016/ink" xmlns:am3d="http://schemas.microsoft.com/office/drawing/2017/model3d" xmlns:o="urn:schemas-microsoft-com:office:office" xmlns:oel="http://schemas.microsoft.com/office/2019/extlst" xmlns:r="http://schemas.openxmlformats.org/officeDocument/2006/relationships" xmlns:m="http://schemas.openxmlformats.org/officeDocument/2006/math" xmlns:v="urn:schemas-microsoft-com:vml" xmlns:wp14="http://schemas.microsoft.com/office/word/2010/wordprocessingDrawing" xmlns:wp="http://schemas.openxmlformats.org/drawingml/2006/wordprocessingDrawing" xmlns:w10="urn:schemas-microsoft-com:office:word" xmlns:w="http://schemas.openxmlformats.org/wordprocessingml/2006/main" xmlns:w14="http://schemas.microsoft.com/office/word/2010/wordml" xmlns:w15="http://schemas.microsoft.com/office/word/2012/wordml" xmlns:w16cex="http://schemas.microsoft.com/office/word/2018/wordml/cex" xmlns:w16cid="http://schemas.microsoft.com/office/word/2016/wordml/cid" xmlns:w16="http://schemas.microsoft.com/office/word/2018/wordml" xmlns:w16du="http://schemas.microsoft.com/office/word/2023/wordml/word16du" xmlns:w16sdtdh="http://schemas.microsoft.com/office/word/2020/wordml/sdtdatahash" xmlns:w16sdtfl="http://schemas.microsoft.com/office/word/2024/wordml/sdtformatlock" xmlns:w16se="http://schemas.microsoft.com/office/word/2015/wordml/symex" xmlns:wpg="http://schemas.microsoft.com/office/word/2010/wordprocessingGroup" xmlns:wpi="http://schemas.microsoft.com/office/word/2010/wordprocessingInk" xmlns:wne="http://schemas.microsoft.com/office/word/2006/wordml" xmlns:wps="http://schemas.microsoft.com/office/word/2010/wordprocessingShape" mc:Ignorable="w14 w15 w16se w16cid w16 w16cex w16sdtdh w16sdtfl w16du wp14">
-  <w:abstractNum w:abstractNumId="0" w15:restartNumberingAfterBreak="0">
+<w:numbering xmlns:wpc="http://schemas.microsoft.com/office/word/2010/wordprocessingCanvas" xmlns:mc="http://schemas.openxmlformats.org/markup-compatibility/2006" xmlns:o="urn:schemas-microsoft-com:office:office" xmlns:r="http://schemas.openxmlformats.org/officeDocument/2006/relationships" xmlns:m="http://schemas.openxmlformats.org/officeDocument/2006/math" xmlns:v="urn:schemas-microsoft-com:vml" xmlns:wp14="http://schemas.microsoft.com/office/word/2010/wordprocessingDrawing" xmlns:wp="http://schemas.openxmlformats.org/drawingml/2006/wordprocessingDrawing" xmlns:w10="urn:schemas-microsoft-com:office:word" xmlns:w="http://schemas.openxmlformats.org/wordprocessingml/2006/main" xmlns:w14="http://schemas.microsoft.com/office/word/2010/wordml" xmlns:wpg="http://schemas.microsoft.com/office/word/2010/wordprocessingGroup" xmlns:wpi="http://schemas.microsoft.com/office/word/2010/wordprocessingInk" xmlns:wne="http://schemas.microsoft.com/office/word/2006/wordml" xmlns:wps="http://schemas.microsoft.com/office/word/2010/wordprocessingShape" mc:Ignorable="w14 wp14">
+  <w:abstractNum w:abstractNumId="0">
     <w:nsid w:val="FFFFFF1D"/>
     <w:multiLevelType w:val="multilevel"/>
     <w:tmpl w:val="F8C648EA"/>
@@ -6929,7 +6984,7 @@
       </w:rPr>
     </w:lvl>
   </w:abstractNum>
-  <w:abstractNum w:abstractNumId="1" w15:restartNumberingAfterBreak="0">
+  <w:abstractNum w:abstractNumId="1">
     <w:nsid w:val="0685511F"/>
     <w:multiLevelType w:val="hybridMultilevel"/>
     <w:tmpl w:val="6862E3C6"/>
@@ -7018,7 +7073,7 @@
       </w:pPr>
     </w:lvl>
   </w:abstractNum>
-  <w:abstractNum w:abstractNumId="2" w15:restartNumberingAfterBreak="0">
+  <w:abstractNum w:abstractNumId="2">
     <w:nsid w:val="0DB16A50"/>
     <w:multiLevelType w:val="multilevel"/>
     <w:tmpl w:val="519C630A"/>
@@ -7158,7 +7213,7 @@
       </w:rPr>
     </w:lvl>
   </w:abstractNum>
-  <w:abstractNum w:abstractNumId="3" w15:restartNumberingAfterBreak="0">
+  <w:abstractNum w:abstractNumId="3">
     <w:nsid w:val="18AD6D0A"/>
     <w:multiLevelType w:val="multilevel"/>
     <w:tmpl w:val="C27CC4CA"/>
@@ -7298,7 +7353,7 @@
       </w:rPr>
     </w:lvl>
   </w:abstractNum>
-  <w:abstractNum w:abstractNumId="4" w15:restartNumberingAfterBreak="0">
+  <w:abstractNum w:abstractNumId="4">
     <w:nsid w:val="1A904070"/>
     <w:multiLevelType w:val="multilevel"/>
     <w:tmpl w:val="5B24E7AA"/>
@@ -7438,7 +7493,7 @@
       </w:rPr>
     </w:lvl>
   </w:abstractNum>
-  <w:abstractNum w:abstractNumId="5" w15:restartNumberingAfterBreak="0">
+  <w:abstractNum w:abstractNumId="5">
     <w:nsid w:val="1FBD5758"/>
     <w:multiLevelType w:val="hybridMultilevel"/>
     <w:tmpl w:val="B8A4DCBA"/>
@@ -7557,7 +7612,7 @@
       </w:pPr>
     </w:lvl>
   </w:abstractNum>
-  <w:abstractNum w:abstractNumId="6" w15:restartNumberingAfterBreak="0">
+  <w:abstractNum w:abstractNumId="6">
     <w:nsid w:val="222177AA"/>
     <w:multiLevelType w:val="multilevel"/>
     <w:tmpl w:val="75D6EFA0"/>
@@ -7697,7 +7752,7 @@
       </w:rPr>
     </w:lvl>
   </w:abstractNum>
-  <w:abstractNum w:abstractNumId="7" w15:restartNumberingAfterBreak="0">
+  <w:abstractNum w:abstractNumId="7">
     <w:nsid w:val="293E5A06"/>
     <w:multiLevelType w:val="hybridMultilevel"/>
     <w:tmpl w:val="7B9C8EE0"/>
@@ -7836,7 +7891,7 @@
       </w:rPr>
     </w:lvl>
   </w:abstractNum>
-  <w:abstractNum w:abstractNumId="8" w15:restartNumberingAfterBreak="0">
+  <w:abstractNum w:abstractNumId="8">
     <w:nsid w:val="2D7B0DD6"/>
     <w:multiLevelType w:val="hybridMultilevel"/>
     <w:tmpl w:val="8ED88DFC"/>
@@ -7958,7 +8013,7 @@
       </w:pPr>
     </w:lvl>
   </w:abstractNum>
-  <w:abstractNum w:abstractNumId="9" w15:restartNumberingAfterBreak="0">
+  <w:abstractNum w:abstractNumId="9">
     <w:nsid w:val="33241AA7"/>
     <w:multiLevelType w:val="hybridMultilevel"/>
     <w:tmpl w:val="5D389E28"/>
@@ -8071,7 +8126,7 @@
       </w:rPr>
     </w:lvl>
   </w:abstractNum>
-  <w:abstractNum w:abstractNumId="10" w15:restartNumberingAfterBreak="0">
+  <w:abstractNum w:abstractNumId="10">
     <w:nsid w:val="3E157F22"/>
     <w:multiLevelType w:val="hybridMultilevel"/>
     <w:tmpl w:val="F17229E6"/>
@@ -8160,7 +8215,7 @@
       </w:pPr>
     </w:lvl>
   </w:abstractNum>
-  <w:abstractNum w:abstractNumId="11" w15:restartNumberingAfterBreak="0">
+  <w:abstractNum w:abstractNumId="11">
     <w:nsid w:val="40C579C1"/>
     <w:multiLevelType w:val="multilevel"/>
     <w:tmpl w:val="2EF24456"/>
@@ -8300,7 +8355,7 @@
       </w:rPr>
     </w:lvl>
   </w:abstractNum>
-  <w:abstractNum w:abstractNumId="12" w15:restartNumberingAfterBreak="0">
+  <w:abstractNum w:abstractNumId="12">
     <w:nsid w:val="4739279D"/>
     <w:multiLevelType w:val="multilevel"/>
     <w:tmpl w:val="E5A6A76A"/>
@@ -8439,7 +8494,7 @@
       </w:rPr>
     </w:lvl>
   </w:abstractNum>
-  <w:abstractNum w:abstractNumId="13" w15:restartNumberingAfterBreak="0">
+  <w:abstractNum w:abstractNumId="13">
     <w:nsid w:val="5031400C"/>
     <w:multiLevelType w:val="hybridMultilevel"/>
     <w:tmpl w:val="B268B948"/>
@@ -8564,7 +8619,7 @@
       </w:pPr>
     </w:lvl>
   </w:abstractNum>
-  <w:abstractNum w:abstractNumId="14" w15:restartNumberingAfterBreak="0">
+  <w:abstractNum w:abstractNumId="14">
     <w:nsid w:val="54EB761D"/>
     <w:multiLevelType w:val="hybridMultilevel"/>
     <w:tmpl w:val="CFE89A12"/>
@@ -8704,7 +8759,7 @@
       </w:rPr>
     </w:lvl>
   </w:abstractNum>
-  <w:abstractNum w:abstractNumId="15" w15:restartNumberingAfterBreak="0">
+  <w:abstractNum w:abstractNumId="15">
     <w:nsid w:val="56291FDF"/>
     <w:multiLevelType w:val="multilevel"/>
     <w:tmpl w:val="0409001D"/>
@@ -8817,7 +8872,7 @@
       </w:pPr>
     </w:lvl>
   </w:abstractNum>
-  <w:abstractNum w:abstractNumId="16" w15:restartNumberingAfterBreak="0">
+  <w:abstractNum w:abstractNumId="16">
     <w:nsid w:val="5D9B4202"/>
     <w:multiLevelType w:val="hybridMultilevel"/>
     <w:tmpl w:val="40F08CEE"/>
@@ -8930,7 +8985,7 @@
       </w:rPr>
     </w:lvl>
   </w:abstractNum>
-  <w:abstractNum w:abstractNumId="17" w15:restartNumberingAfterBreak="0">
+  <w:abstractNum w:abstractNumId="17">
     <w:nsid w:val="62F52B49"/>
     <w:multiLevelType w:val="multilevel"/>
     <w:tmpl w:val="5B24E7AA"/>
@@ -9070,7 +9125,7 @@
       </w:rPr>
     </w:lvl>
   </w:abstractNum>
-  <w:abstractNum w:abstractNumId="18" w15:restartNumberingAfterBreak="0">
+  <w:abstractNum w:abstractNumId="18">
     <w:nsid w:val="659669DA"/>
     <w:multiLevelType w:val="hybridMultilevel"/>
     <w:tmpl w:val="CAA6CC5E"/>
@@ -9183,7 +9238,7 @@
       </w:rPr>
     </w:lvl>
   </w:abstractNum>
-  <w:abstractNum w:abstractNumId="19" w15:restartNumberingAfterBreak="0">
+  <w:abstractNum w:abstractNumId="19">
     <w:nsid w:val="6C1B0A49"/>
     <w:multiLevelType w:val="hybridMultilevel"/>
     <w:tmpl w:val="B900C672"/>
@@ -9299,7 +9354,7 @@
       </w:pPr>
     </w:lvl>
   </w:abstractNum>
-  <w:abstractNum w:abstractNumId="20" w15:restartNumberingAfterBreak="0">
+  <w:abstractNum w:abstractNumId="20">
     <w:nsid w:val="6EB974E9"/>
     <w:multiLevelType w:val="hybridMultilevel"/>
     <w:tmpl w:val="08E21734"/>
@@ -9388,7 +9443,7 @@
       </w:pPr>
     </w:lvl>
   </w:abstractNum>
-  <w:abstractNum w:abstractNumId="21" w15:restartNumberingAfterBreak="0">
+  <w:abstractNum w:abstractNumId="21">
     <w:nsid w:val="73DF0081"/>
     <w:multiLevelType w:val="multilevel"/>
     <w:tmpl w:val="E5A6A76A"/>
@@ -9527,7 +9582,7 @@
       </w:rPr>
     </w:lvl>
   </w:abstractNum>
-  <w:abstractNum w:abstractNumId="22" w15:restartNumberingAfterBreak="0">
+  <w:abstractNum w:abstractNumId="22">
     <w:nsid w:val="77AA7D90"/>
     <w:multiLevelType w:val="hybridMultilevel"/>
     <w:tmpl w:val="93D86748"/>
@@ -9667,7 +9722,7 @@
       </w:rPr>
     </w:lvl>
   </w:abstractNum>
-  <w:abstractNum w:abstractNumId="23" w15:restartNumberingAfterBreak="0">
+  <w:abstractNum w:abstractNumId="23">
     <w:nsid w:val="79E81C73"/>
     <w:multiLevelType w:val="hybridMultilevel"/>
     <w:tmpl w:val="2FF8AEC0"/>
@@ -9780,7 +9835,7 @@
       </w:rPr>
     </w:lvl>
   </w:abstractNum>
-  <w:abstractNum w:abstractNumId="24" w15:restartNumberingAfterBreak="0">
+  <w:abstractNum w:abstractNumId="24">
     <w:nsid w:val="7E665A72"/>
     <w:multiLevelType w:val="multilevel"/>
     <w:tmpl w:val="5C0CC974"/>
@@ -9902,86 +9957,86 @@
       </w:pPr>
     </w:lvl>
   </w:abstractNum>
-  <w:num w:numId="1" w16cid:durableId="974024012">
+  <w:num w:numId="1">
     <w:abstractNumId w:val="13"/>
   </w:num>
-  <w:num w:numId="2" w16cid:durableId="1332639023">
+  <w:num w:numId="2">
     <w:abstractNumId w:val="14"/>
   </w:num>
-  <w:num w:numId="3" w16cid:durableId="1869832156">
+  <w:num w:numId="3">
     <w:abstractNumId w:val="6"/>
   </w:num>
-  <w:num w:numId="4" w16cid:durableId="853613879">
+  <w:num w:numId="4">
     <w:abstractNumId w:val="19"/>
   </w:num>
-  <w:num w:numId="5" w16cid:durableId="4748327">
+  <w:num w:numId="5">
     <w:abstractNumId w:val="3"/>
   </w:num>
-  <w:num w:numId="6" w16cid:durableId="1407999258">
+  <w:num w:numId="6">
     <w:abstractNumId w:val="4"/>
   </w:num>
-  <w:num w:numId="7" w16cid:durableId="14499836">
+  <w:num w:numId="7">
     <w:abstractNumId w:val="2"/>
   </w:num>
-  <w:num w:numId="8" w16cid:durableId="1538816025">
+  <w:num w:numId="8">
     <w:abstractNumId w:val="5"/>
   </w:num>
-  <w:num w:numId="9" w16cid:durableId="821625070">
+  <w:num w:numId="9">
     <w:abstractNumId w:val="8"/>
   </w:num>
-  <w:num w:numId="10" w16cid:durableId="1386831429">
+  <w:num w:numId="10">
     <w:abstractNumId w:val="11"/>
   </w:num>
-  <w:num w:numId="11" w16cid:durableId="942497179">
+  <w:num w:numId="11">
     <w:abstractNumId w:val="22"/>
   </w:num>
-  <w:num w:numId="12" w16cid:durableId="1558474417">
+  <w:num w:numId="12">
     <w:abstractNumId w:val="21"/>
   </w:num>
-  <w:num w:numId="13" w16cid:durableId="1127817708">
+  <w:num w:numId="13">
     <w:abstractNumId w:val="12"/>
   </w:num>
-  <w:num w:numId="14" w16cid:durableId="496386838">
+  <w:num w:numId="14">
     <w:abstractNumId w:val="24"/>
   </w:num>
-  <w:num w:numId="15" w16cid:durableId="1476869287">
+  <w:num w:numId="15">
     <w:abstractNumId w:val="17"/>
   </w:num>
-  <w:num w:numId="16" w16cid:durableId="85617081">
+  <w:num w:numId="16">
     <w:abstractNumId w:val="15"/>
   </w:num>
-  <w:num w:numId="17" w16cid:durableId="588271417">
+  <w:num w:numId="17">
     <w:abstractNumId w:val="7"/>
   </w:num>
-  <w:num w:numId="18" w16cid:durableId="39865492">
+  <w:num w:numId="18">
     <w:abstractNumId w:val="0"/>
   </w:num>
-  <w:num w:numId="19" w16cid:durableId="61685997">
+  <w:num w:numId="19">
     <w:abstractNumId w:val="10"/>
   </w:num>
-  <w:num w:numId="20" w16cid:durableId="371536542">
+  <w:num w:numId="20">
     <w:abstractNumId w:val="1"/>
   </w:num>
-  <w:num w:numId="21" w16cid:durableId="538008034">
+  <w:num w:numId="21">
     <w:abstractNumId w:val="20"/>
   </w:num>
-  <w:num w:numId="22" w16cid:durableId="1858233210">
+  <w:num w:numId="22">
     <w:abstractNumId w:val="16"/>
   </w:num>
-  <w:num w:numId="23" w16cid:durableId="2064908994">
+  <w:num w:numId="23">
     <w:abstractNumId w:val="9"/>
   </w:num>
-  <w:num w:numId="24" w16cid:durableId="84768682">
+  <w:num w:numId="24">
     <w:abstractNumId w:val="23"/>
   </w:num>
-  <w:num w:numId="25" w16cid:durableId="105545711">
+  <w:num w:numId="25">
     <w:abstractNumId w:val="18"/>
   </w:num>
 </w:numbering>
 </file>
 
 <file path=word/styles.xml><?xml version="1.0" encoding="utf-8"?>
-<w:styles xmlns:mc="http://schemas.openxmlformats.org/markup-compatibility/2006" xmlns:r="http://schemas.openxmlformats.org/officeDocument/2006/relationships" xmlns:w="http://schemas.openxmlformats.org/wordprocessingml/2006/main" xmlns:w14="http://schemas.microsoft.com/office/word/2010/wordml" xmlns:w15="http://schemas.microsoft.com/office/word/2012/wordml" xmlns:w16cex="http://schemas.microsoft.com/office/word/2018/wordml/cex" xmlns:w16cid="http://schemas.microsoft.com/office/word/2016/wordml/cid" xmlns:w16="http://schemas.microsoft.com/office/word/2018/wordml" xmlns:w16du="http://schemas.microsoft.com/office/word/2023/wordml/word16du" xmlns:w16sdtdh="http://schemas.microsoft.com/office/word/2020/wordml/sdtdatahash" xmlns:w16sdtfl="http://schemas.microsoft.com/office/word/2024/wordml/sdtformatlock" xmlns:w16se="http://schemas.microsoft.com/office/word/2015/wordml/symex" mc:Ignorable="w14 w15 w16se w16cid w16 w16cex w16sdtdh w16sdtfl w16du">
+<w:styles xmlns:mc="http://schemas.openxmlformats.org/markup-compatibility/2006" xmlns:r="http://schemas.openxmlformats.org/officeDocument/2006/relationships" xmlns:w="http://schemas.openxmlformats.org/wordprocessingml/2006/main" xmlns:w14="http://schemas.microsoft.com/office/word/2010/wordml" mc:Ignorable="w14">
   <w:docDefaults>
     <w:rPrDefault>
       <w:rPr>
@@ -9991,7 +10046,7 @@
     </w:rPrDefault>
     <w:pPrDefault/>
   </w:docDefaults>
-  <w:latentStyles w:defLockedState="0" w:defUIPriority="0" w:defSemiHidden="0" w:defUnhideWhenUsed="0" w:defQFormat="0" w:count="376">
+  <w:latentStyles w:defLockedState="0" w:defUIPriority="0" w:defSemiHidden="0" w:defUnhideWhenUsed="0" w:defQFormat="0" w:count="267">
     <w:lsdException w:name="Normal" w:qFormat="1"/>
     <w:lsdException w:name="heading 1" w:qFormat="1"/>
     <w:lsdException w:name="heading 2" w:semiHidden="1" w:unhideWhenUsed="1" w:qFormat="1"/>
@@ -10162,115 +10217,6 @@
     <w:lsdException w:name="Book Title" w:uiPriority="33" w:qFormat="1"/>
     <w:lsdException w:name="Bibliography" w:semiHidden="1" w:uiPriority="37" w:unhideWhenUsed="1"/>
     <w:lsdException w:name="TOC Heading" w:semiHidden="1" w:uiPriority="39" w:unhideWhenUsed="1" w:qFormat="1"/>
-    <w:lsdException w:name="Plain Table 1" w:uiPriority="41"/>
-    <w:lsdException w:name="Plain Table 2" w:uiPriority="42"/>
-    <w:lsdException w:name="Plain Table 3" w:uiPriority="43"/>
-    <w:lsdException w:name="Plain Table 4" w:uiPriority="44"/>
-    <w:lsdException w:name="Plain Table 5" w:uiPriority="45"/>
-    <w:lsdException w:name="Grid Table Light" w:uiPriority="40"/>
-    <w:lsdException w:name="Grid Table 1 Light" w:uiPriority="46"/>
-    <w:lsdException w:name="Grid Table 2" w:uiPriority="47"/>
-    <w:lsdException w:name="Grid Table 3" w:uiPriority="48"/>
-    <w:lsdException w:name="Grid Table 4" w:uiPriority="49"/>
-    <w:lsdException w:name="Grid Table 5 Dark" w:uiPriority="50"/>
-    <w:lsdException w:name="Grid Table 6 Colorful" w:uiPriority="51"/>
-    <w:lsdException w:name="Grid Table 7 Colorful" w:uiPriority="52"/>
-    <w:lsdException w:name="Grid Table 1 Light Accent 1" w:uiPriority="46"/>
-    <w:lsdException w:name="Grid Table 2 Accent 1" w:uiPriority="47"/>
-    <w:lsdException w:name="Grid Table 3 Accent 1" w:uiPriority="48"/>
-    <w:lsdException w:name="Grid Table 4 Accent 1" w:uiPriority="49"/>
-    <w:lsdException w:name="Grid Table 5 Dark Accent 1" w:uiPriority="50"/>
-    <w:lsdException w:name="Grid Table 6 Colorful Accent 1" w:uiPriority="51"/>
-    <w:lsdException w:name="Grid Table 7 Colorful Accent 1" w:uiPriority="52"/>
-    <w:lsdException w:name="Grid Table 1 Light Accent 2" w:uiPriority="46"/>
-    <w:lsdException w:name="Grid Table 2 Accent 2" w:uiPriority="47"/>
-    <w:lsdException w:name="Grid Table 3 Accent 2" w:uiPriority="48"/>
-    <w:lsdException w:name="Grid Table 4 Accent 2" w:uiPriority="49"/>
-    <w:lsdException w:name="Grid Table 5 Dark Accent 2" w:uiPriority="50"/>
-    <w:lsdException w:name="Grid Table 6 Colorful Accent 2" w:uiPriority="51"/>
-    <w:lsdException w:name="Grid Table 7 Colorful Accent 2" w:uiPriority="52"/>
-    <w:lsdException w:name="Grid Table 1 Light Accent 3" w:uiPriority="46"/>
-    <w:lsdException w:name="Grid Table 2 Accent 3" w:uiPriority="47"/>
-    <w:lsdException w:name="Grid Table 3 Accent 3" w:uiPriority="48"/>
-    <w:lsdException w:name="Grid Table 4 Accent 3" w:uiPriority="49"/>
-    <w:lsdException w:name="Grid Table 5 Dark Accent 3" w:uiPriority="50"/>
-    <w:lsdException w:name="Grid Table 6 Colorful Accent 3" w:uiPriority="51"/>
-    <w:lsdException w:name="Grid Table 7 Colorful Accent 3" w:uiPriority="52"/>
-    <w:lsdException w:name="Grid Table 1 Light Accent 4" w:uiPriority="46"/>
-    <w:lsdException w:name="Grid Table 2 Accent 4" w:uiPriority="47"/>
-    <w:lsdException w:name="Grid Table 3 Accent 4" w:uiPriority="48"/>
-    <w:lsdException w:name="Grid Table 4 Accent 4" w:uiPriority="49"/>
-    <w:lsdException w:name="Grid Table 5 Dark Accent 4" w:uiPriority="50"/>
-    <w:lsdException w:name="Grid Table 6 Colorful Accent 4" w:uiPriority="51"/>
-    <w:lsdException w:name="Grid Table 7 Colorful Accent 4" w:uiPriority="52"/>
-    <w:lsdException w:name="Grid Table 1 Light Accent 5" w:uiPriority="46"/>
-    <w:lsdException w:name="Grid Table 2 Accent 5" w:uiPriority="47"/>
-    <w:lsdException w:name="Grid Table 3 Accent 5" w:uiPriority="48"/>
-    <w:lsdException w:name="Grid Table 4 Accent 5" w:uiPriority="49"/>
-    <w:lsdException w:name="Grid Table 5 Dark Accent 5" w:uiPriority="50"/>
-    <w:lsdException w:name="Grid Table 6 Colorful Accent 5" w:uiPriority="51"/>
-    <w:lsdException w:name="Grid Table 7 Colorful Accent 5" w:uiPriority="52"/>
-    <w:lsdException w:name="Grid Table 1 Light Accent 6" w:uiPriority="46"/>
-    <w:lsdException w:name="Grid Table 2 Accent 6" w:uiPriority="47"/>
-    <w:lsdException w:name="Grid Table 3 Accent 6" w:uiPriority="48"/>
-    <w:lsdException w:name="Grid Table 4 Accent 6" w:uiPriority="49"/>
-    <w:lsdException w:name="Grid Table 5 Dark Accent 6" w:uiPriority="50"/>
-    <w:lsdException w:name="Grid Table 6 Colorful Accent 6" w:uiPriority="51"/>
-    <w:lsdException w:name="Grid Table 7 Colorful Accent 6" w:uiPriority="52"/>
-    <w:lsdException w:name="List Table 1 Light" w:uiPriority="46"/>
-    <w:lsdException w:name="List Table 2" w:uiPriority="47"/>
-    <w:lsdException w:name="List Table 3" w:uiPriority="48"/>
-    <w:lsdException w:name="List Table 4" w:uiPriority="49"/>
-    <w:lsdException w:name="List Table 5 Dark" w:uiPriority="50"/>
-    <w:lsdException w:name="List Table 6 Colorful" w:uiPriority="51"/>
-    <w:lsdException w:name="List Table 7 Colorful" w:uiPriority="52"/>
-    <w:lsdException w:name="List Table 1 Light Accent 1" w:uiPriority="46"/>
-    <w:lsdException w:name="List Table 2 Accent 1" w:uiPriority="47"/>
-    <w:lsdException w:name="List Table 3 Accent 1" w:uiPriority="48"/>
-    <w:lsdException w:name="List Table 4 Accent 1" w:uiPriority="49"/>
-    <w:lsdException w:name="List Table 5 Dark Accent 1" w:uiPriority="50"/>
-    <w:lsdException w:name="List Table 6 Colorful Accent 1" w:uiPriority="51"/>
-    <w:lsdException w:name="List Table 7 Colorful Accent 1" w:uiPriority="52"/>
-    <w:lsdException w:name="List Table 1 Light Accent 2" w:uiPriority="46"/>
-    <w:lsdException w:name="List Table 2 Accent 2" w:uiPriority="47"/>
-    <w:lsdException w:name="List Table 3 Accent 2" w:uiPriority="48"/>
-    <w:lsdException w:name="List Table 4 Accent 2" w:uiPriority="49"/>
-    <w:lsdException w:name="List Table 5 Dark Accent 2" w:uiPriority="50"/>
-    <w:lsdException w:name="List Table 6 Colorful Accent 2" w:uiPriority="51"/>
-    <w:lsdException w:name="List Table 7 Colorful Accent 2" w:uiPriority="52"/>
-    <w:lsdException w:name="List Table 1 Light Accent 3" w:uiPriority="46"/>
-    <w:lsdException w:name="List Table 2 Accent 3" w:uiPriority="47"/>
-    <w:lsdException w:name="List Table 3 Accent 3" w:uiPriority="48"/>
-    <w:lsdException w:name="List Table 4 Accent 3" w:uiPriority="49"/>
-    <w:lsdException w:name="List Table 5 Dark Accent 3" w:uiPriority="50"/>
-    <w:lsdException w:name="List Table 6 Colorful Accent 3" w:uiPriority="51"/>
-    <w:lsdException w:name="List Table 7 Colorful Accent 3" w:uiPriority="52"/>
-    <w:lsdException w:name="List Table 1 Light Accent 4" w:uiPriority="46"/>
-    <w:lsdException w:name="List Table 2 Accent 4" w:uiPriority="47"/>
-    <w:lsdException w:name="List Table 3 Accent 4" w:uiPriority="48"/>
-    <w:lsdException w:name="List Table 4 Accent 4" w:uiPriority="49"/>
-    <w:lsdException w:name="List Table 5 Dark Accent 4" w:uiPriority="50"/>
-    <w:lsdException w:name="List Table 6 Colorful Accent 4" w:uiPriority="51"/>
-    <w:lsdException w:name="List Table 7 Colorful Accent 4" w:uiPriority="52"/>
-    <w:lsdException w:name="List Table 1 Light Accent 5" w:uiPriority="46"/>
-    <w:lsdException w:name="List Table 2 Accent 5" w:uiPriority="47"/>
-    <w:lsdException w:name="List Table 3 Accent 5" w:uiPriority="48"/>
-    <w:lsdException w:name="List Table 4 Accent 5" w:uiPriority="49"/>
-    <w:lsdException w:name="List Table 5 Dark Accent 5" w:uiPriority="50"/>
-    <w:lsdException w:name="List Table 6 Colorful Accent 5" w:uiPriority="51"/>
-    <w:lsdException w:name="List Table 7 Colorful Accent 5" w:uiPriority="52"/>
-    <w:lsdException w:name="List Table 1 Light Accent 6" w:uiPriority="46"/>
-    <w:lsdException w:name="List Table 2 Accent 6" w:uiPriority="47"/>
-    <w:lsdException w:name="List Table 3 Accent 6" w:uiPriority="48"/>
-    <w:lsdException w:name="List Table 4 Accent 6" w:uiPriority="49"/>
-    <w:lsdException w:name="List Table 5 Dark Accent 6" w:uiPriority="50"/>
-    <w:lsdException w:name="List Table 6 Colorful Accent 6" w:uiPriority="51"/>
-    <w:lsdException w:name="List Table 7 Colorful Accent 6" w:uiPriority="52"/>
-    <w:lsdException w:name="Mention" w:semiHidden="1" w:uiPriority="99" w:unhideWhenUsed="1"/>
-    <w:lsdException w:name="Smart Hyperlink" w:semiHidden="1" w:uiPriority="99" w:unhideWhenUsed="1"/>
-    <w:lsdException w:name="Hashtag" w:semiHidden="1" w:uiPriority="99" w:unhideWhenUsed="1"/>
-    <w:lsdException w:name="Unresolved Mention" w:semiHidden="1" w:uiPriority="99" w:unhideWhenUsed="1"/>
-    <w:lsdException w:name="Smart Link" w:semiHidden="1" w:uiPriority="99" w:unhideWhenUsed="1"/>
   </w:latentStyles>
   <w:style w:type="paragraph" w:default="1" w:styleId="a">
     <w:name w:val="Normal"/>
@@ -10484,6 +10430,197 @@
       <w:szCs w:val="24"/>
       <w:lang w:eastAsia="en-US"/>
     </w:rPr>
+  </w:style>
+</w:styles>
+</file>
+
+<file path=word/stylesWithEffects.xml><?xml version="1.0" encoding="utf-8"?>
+<w:styles xmlns:wpc="http://schemas.microsoft.com/office/word/2010/wordprocessingCanvas" xmlns:mc="http://schemas.openxmlformats.org/markup-compatibility/2006" xmlns:o="urn:schemas-microsoft-com:office:office" xmlns:r="http://schemas.openxmlformats.org/officeDocument/2006/relationships" xmlns:m="http://schemas.openxmlformats.org/officeDocument/2006/math" xmlns:v="urn:schemas-microsoft-com:vml" xmlns:wp14="http://schemas.microsoft.com/office/word/2010/wordprocessingDrawing" xmlns:wp="http://schemas.openxmlformats.org/drawingml/2006/wordprocessingDrawing" xmlns:w10="urn:schemas-microsoft-com:office:word" xmlns:w="http://schemas.openxmlformats.org/wordprocessingml/2006/main" xmlns:w14="http://schemas.microsoft.com/office/word/2010/wordml" xmlns:wpg="http://schemas.microsoft.com/office/word/2010/wordprocessingGroup" xmlns:wpi="http://schemas.microsoft.com/office/word/2010/wordprocessingInk" xmlns:wne="http://schemas.microsoft.com/office/word/2006/wordml" xmlns:wps="http://schemas.microsoft.com/office/word/2010/wordprocessingShape" mc:Ignorable="w14 wp14">
+  <w:docDefaults>
+    <w:rPrDefault>
+      <w:rPr>
+        <w:rFonts w:asciiTheme="minorHAnsi" w:eastAsiaTheme="minorEastAsia" w:hAnsiTheme="minorHAnsi" w:cstheme="minorBidi"/>
+        <w:kern w:val="2"/>
+        <w:sz w:val="21"/>
+        <w:szCs w:val="22"/>
+        <w:lang w:val="en-US" w:eastAsia="ja-JP" w:bidi="ar-SA"/>
+      </w:rPr>
+    </w:rPrDefault>
+    <w:pPrDefault/>
+  </w:docDefaults>
+  <w:latentStyles w:defLockedState="0" w:defUIPriority="99" w:defSemiHidden="1" w:defUnhideWhenUsed="1" w:defQFormat="0" w:count="267">
+    <w:lsdException w:name="Normal" w:semiHidden="0" w:uiPriority="0" w:unhideWhenUsed="0" w:qFormat="1"/>
+    <w:lsdException w:name="heading 1" w:semiHidden="0" w:uiPriority="9" w:unhideWhenUsed="0" w:qFormat="1"/>
+    <w:lsdException w:name="heading 2" w:uiPriority="9" w:qFormat="1"/>
+    <w:lsdException w:name="heading 3" w:uiPriority="9" w:qFormat="1"/>
+    <w:lsdException w:name="heading 4" w:uiPriority="9" w:qFormat="1"/>
+    <w:lsdException w:name="heading 5" w:uiPriority="9" w:qFormat="1"/>
+    <w:lsdException w:name="heading 6" w:uiPriority="9" w:qFormat="1"/>
+    <w:lsdException w:name="heading 7" w:uiPriority="9" w:qFormat="1"/>
+    <w:lsdException w:name="heading 8" w:uiPriority="9" w:qFormat="1"/>
+    <w:lsdException w:name="heading 9" w:uiPriority="9" w:qFormat="1"/>
+    <w:lsdException w:name="toc 1" w:uiPriority="39"/>
+    <w:lsdException w:name="toc 2" w:uiPriority="39"/>
+    <w:lsdException w:name="toc 3" w:uiPriority="39"/>
+    <w:lsdException w:name="toc 4" w:uiPriority="39"/>
+    <w:lsdException w:name="toc 5" w:uiPriority="39"/>
+    <w:lsdException w:name="toc 6" w:uiPriority="39"/>
+    <w:lsdException w:name="toc 7" w:uiPriority="39"/>
+    <w:lsdException w:name="toc 8" w:uiPriority="39"/>
+    <w:lsdException w:name="toc 9" w:uiPriority="39"/>
+    <w:lsdException w:name="caption" w:uiPriority="35" w:qFormat="1"/>
+    <w:lsdException w:name="Title" w:semiHidden="0" w:uiPriority="10" w:unhideWhenUsed="0" w:qFormat="1"/>
+    <w:lsdException w:name="Default Paragraph Font" w:uiPriority="1"/>
+    <w:lsdException w:name="Subtitle" w:semiHidden="0" w:uiPriority="11" w:unhideWhenUsed="0" w:qFormat="1"/>
+    <w:lsdException w:name="Strong" w:semiHidden="0" w:uiPriority="22" w:unhideWhenUsed="0" w:qFormat="1"/>
+    <w:lsdException w:name="Emphasis" w:semiHidden="0" w:uiPriority="20" w:unhideWhenUsed="0" w:qFormat="1"/>
+    <w:lsdException w:name="Table Grid" w:semiHidden="0" w:uiPriority="59" w:unhideWhenUsed="0"/>
+    <w:lsdException w:name="Placeholder Text" w:unhideWhenUsed="0"/>
+    <w:lsdException w:name="No Spacing" w:semiHidden="0" w:uiPriority="1" w:unhideWhenUsed="0" w:qFormat="1"/>
+    <w:lsdException w:name="Light Shading" w:semiHidden="0" w:uiPriority="60" w:unhideWhenUsed="0"/>
+    <w:lsdException w:name="Light List" w:semiHidden="0" w:uiPriority="61" w:unhideWhenUsed="0"/>
+    <w:lsdException w:name="Light Grid" w:semiHidden="0" w:uiPriority="62" w:unhideWhenUsed="0"/>
+    <w:lsdException w:name="Medium Shading 1" w:semiHidden="0" w:uiPriority="63" w:unhideWhenUsed="0"/>
+    <w:lsdException w:name="Medium Shading 2" w:semiHidden="0" w:uiPriority="64" w:unhideWhenUsed="0"/>
+    <w:lsdException w:name="Medium List 1" w:semiHidden="0" w:uiPriority="65" w:unhideWhenUsed="0"/>
+    <w:lsdException w:name="Medium List 2" w:semiHidden="0" w:uiPriority="66" w:unhideWhenUsed="0"/>
+    <w:lsdException w:name="Medium Grid 1" w:semiHidden="0" w:uiPriority="67" w:unhideWhenUsed="0"/>
+    <w:lsdException w:name="Medium Grid 2" w:semiHidden="0" w:uiPriority="68" w:unhideWhenUsed="0"/>
+    <w:lsdException w:name="Medium Grid 3" w:semiHidden="0" w:uiPriority="69" w:unhideWhenUsed="0"/>
+    <w:lsdException w:name="Dark List" w:semiHidden="0" w:uiPriority="70" w:unhideWhenUsed="0"/>
+    <w:lsdException w:name="Colorful Shading" w:semiHidden="0" w:uiPriority="71" w:unhideWhenUsed="0"/>
+    <w:lsdException w:name="Colorful List" w:semiHidden="0" w:uiPriority="72" w:unhideWhenUsed="0"/>
+    <w:lsdException w:name="Colorful Grid" w:semiHidden="0" w:uiPriority="73" w:unhideWhenUsed="0"/>
+    <w:lsdException w:name="Light Shading Accent 1" w:semiHidden="0" w:uiPriority="60" w:unhideWhenUsed="0"/>
+    <w:lsdException w:name="Light List Accent 1" w:semiHidden="0" w:uiPriority="61" w:unhideWhenUsed="0"/>
+    <w:lsdException w:name="Light Grid Accent 1" w:semiHidden="0" w:uiPriority="62" w:unhideWhenUsed="0"/>
+    <w:lsdException w:name="Medium Shading 1 Accent 1" w:semiHidden="0" w:uiPriority="63" w:unhideWhenUsed="0"/>
+    <w:lsdException w:name="Medium Shading 2 Accent 1" w:semiHidden="0" w:uiPriority="64" w:unhideWhenUsed="0"/>
+    <w:lsdException w:name="Medium List 1 Accent 1" w:semiHidden="0" w:uiPriority="65" w:unhideWhenUsed="0"/>
+    <w:lsdException w:name="Revision" w:unhideWhenUsed="0"/>
+    <w:lsdException w:name="List Paragraph" w:semiHidden="0" w:uiPriority="34" w:unhideWhenUsed="0" w:qFormat="1"/>
+    <w:lsdException w:name="Quote" w:semiHidden="0" w:uiPriority="29" w:unhideWhenUsed="0" w:qFormat="1"/>
+    <w:lsdException w:name="Intense Quote" w:semiHidden="0" w:uiPriority="30" w:unhideWhenUsed="0" w:qFormat="1"/>
+    <w:lsdException w:name="Medium List 2 Accent 1" w:semiHidden="0" w:uiPriority="66" w:unhideWhenUsed="0"/>
+    <w:lsdException w:name="Medium Grid 1 Accent 1" w:semiHidden="0" w:uiPriority="67" w:unhideWhenUsed="0"/>
+    <w:lsdException w:name="Medium Grid 2 Accent 1" w:semiHidden="0" w:uiPriority="68" w:unhideWhenUsed="0"/>
+    <w:lsdException w:name="Medium Grid 3 Accent 1" w:semiHidden="0" w:uiPriority="69" w:unhideWhenUsed="0"/>
+    <w:lsdException w:name="Dark List Accent 1" w:semiHidden="0" w:uiPriority="70" w:unhideWhenUsed="0"/>
+    <w:lsdException w:name="Colorful Shading Accent 1" w:semiHidden="0" w:uiPriority="71" w:unhideWhenUsed="0"/>
+    <w:lsdException w:name="Colorful List Accent 1" w:semiHidden="0" w:uiPriority="72" w:unhideWhenUsed="0"/>
+    <w:lsdException w:name="Colorful Grid Accent 1" w:semiHidden="0" w:uiPriority="73" w:unhideWhenUsed="0"/>
+    <w:lsdException w:name="Light Shading Accent 2" w:semiHidden="0" w:uiPriority="60" w:unhideWhenUsed="0"/>
+    <w:lsdException w:name="Light List Accent 2" w:semiHidden="0" w:uiPriority="61" w:unhideWhenUsed="0"/>
+    <w:lsdException w:name="Light Grid Accent 2" w:semiHidden="0" w:uiPriority="62" w:unhideWhenUsed="0"/>
+    <w:lsdException w:name="Medium Shading 1 Accent 2" w:semiHidden="0" w:uiPriority="63" w:unhideWhenUsed="0"/>
+    <w:lsdException w:name="Medium Shading 2 Accent 2" w:semiHidden="0" w:uiPriority="64" w:unhideWhenUsed="0"/>
+    <w:lsdException w:name="Medium List 1 Accent 2" w:semiHidden="0" w:uiPriority="65" w:unhideWhenUsed="0"/>
+    <w:lsdException w:name="Medium List 2 Accent 2" w:semiHidden="0" w:uiPriority="66" w:unhideWhenUsed="0"/>
+    <w:lsdException w:name="Medium Grid 1 Accent 2" w:semiHidden="0" w:uiPriority="67" w:unhideWhenUsed="0"/>
+    <w:lsdException w:name="Medium Grid 2 Accent 2" w:semiHidden="0" w:uiPriority="68" w:unhideWhenUsed="0"/>
+    <w:lsdException w:name="Medium Grid 3 Accent 2" w:semiHidden="0" w:uiPriority="69" w:unhideWhenUsed="0"/>
+    <w:lsdException w:name="Dark List Accent 2" w:semiHidden="0" w:uiPriority="70" w:unhideWhenUsed="0"/>
+    <w:lsdException w:name="Colorful Shading Accent 2" w:semiHidden="0" w:uiPriority="71" w:unhideWhenUsed="0"/>
+    <w:lsdException w:name="Colorful List Accent 2" w:semiHidden="0" w:uiPriority="72" w:unhideWhenUsed="0"/>
+    <w:lsdException w:name="Colorful Grid Accent 2" w:semiHidden="0" w:uiPriority="73" w:unhideWhenUsed="0"/>
+    <w:lsdException w:name="Light Shading Accent 3" w:semiHidden="0" w:uiPriority="60" w:unhideWhenUsed="0"/>
+    <w:lsdException w:name="Light List Accent 3" w:semiHidden="0" w:uiPriority="61" w:unhideWhenUsed="0"/>
+    <w:lsdException w:name="Light Grid Accent 3" w:semiHidden="0" w:uiPriority="62" w:unhideWhenUsed="0"/>
+    <w:lsdException w:name="Medium Shading 1 Accent 3" w:semiHidden="0" w:uiPriority="63" w:unhideWhenUsed="0"/>
+    <w:lsdException w:name="Medium Shading 2 Accent 3" w:semiHidden="0" w:uiPriority="64" w:unhideWhenUsed="0"/>
+    <w:lsdException w:name="Medium List 1 Accent 3" w:semiHidden="0" w:uiPriority="65" w:unhideWhenUsed="0"/>
+    <w:lsdException w:name="Medium List 2 Accent 3" w:semiHidden="0" w:uiPriority="66" w:unhideWhenUsed="0"/>
+    <w:lsdException w:name="Medium Grid 1 Accent 3" w:semiHidden="0" w:uiPriority="67" w:unhideWhenUsed="0"/>
+    <w:lsdException w:name="Medium Grid 2 Accent 3" w:semiHidden="0" w:uiPriority="68" w:unhideWhenUsed="0"/>
+    <w:lsdException w:name="Medium Grid 3 Accent 3" w:semiHidden="0" w:uiPriority="69" w:unhideWhenUsed="0"/>
+    <w:lsdException w:name="Dark List Accent 3" w:semiHidden="0" w:uiPriority="70" w:unhideWhenUsed="0"/>
+    <w:lsdException w:name="Colorful Shading Accent 3" w:semiHidden="0" w:uiPriority="71" w:unhideWhenUsed="0"/>
+    <w:lsdException w:name="Colorful List Accent 3" w:semiHidden="0" w:uiPriority="72" w:unhideWhenUsed="0"/>
+    <w:lsdException w:name="Colorful Grid Accent 3" w:semiHidden="0" w:uiPriority="73" w:unhideWhenUsed="0"/>
+    <w:lsdException w:name="Light Shading Accent 4" w:semiHidden="0" w:uiPriority="60" w:unhideWhenUsed="0"/>
+    <w:lsdException w:name="Light List Accent 4" w:semiHidden="0" w:uiPriority="61" w:unhideWhenUsed="0"/>
+    <w:lsdException w:name="Light Grid Accent 4" w:semiHidden="0" w:uiPriority="62" w:unhideWhenUsed="0"/>
+    <w:lsdException w:name="Medium Shading 1 Accent 4" w:semiHidden="0" w:uiPriority="63" w:unhideWhenUsed="0"/>
+    <w:lsdException w:name="Medium Shading 2 Accent 4" w:semiHidden="0" w:uiPriority="64" w:unhideWhenUsed="0"/>
+    <w:lsdException w:name="Medium List 1 Accent 4" w:semiHidden="0" w:uiPriority="65" w:unhideWhenUsed="0"/>
+    <w:lsdException w:name="Medium List 2 Accent 4" w:semiHidden="0" w:uiPriority="66" w:unhideWhenUsed="0"/>
+    <w:lsdException w:name="Medium Grid 1 Accent 4" w:semiHidden="0" w:uiPriority="67" w:unhideWhenUsed="0"/>
+    <w:lsdException w:name="Medium Grid 2 Accent 4" w:semiHidden="0" w:uiPriority="68" w:unhideWhenUsed="0"/>
+    <w:lsdException w:name="Medium Grid 3 Accent 4" w:semiHidden="0" w:uiPriority="69" w:unhideWhenUsed="0"/>
+    <w:lsdException w:name="Dark List Accent 4" w:semiHidden="0" w:uiPriority="70" w:unhideWhenUsed="0"/>
+    <w:lsdException w:name="Colorful Shading Accent 4" w:semiHidden="0" w:uiPriority="71" w:unhideWhenUsed="0"/>
+    <w:lsdException w:name="Colorful List Accent 4" w:semiHidden="0" w:uiPriority="72" w:unhideWhenUsed="0"/>
+    <w:lsdException w:name="Colorful Grid Accent 4" w:semiHidden="0" w:uiPriority="73" w:unhideWhenUsed="0"/>
+    <w:lsdException w:name="Light Shading Accent 5" w:semiHidden="0" w:uiPriority="60" w:unhideWhenUsed="0"/>
+    <w:lsdException w:name="Light List Accent 5" w:semiHidden="0" w:uiPriority="61" w:unhideWhenUsed="0"/>
+    <w:lsdException w:name="Light Grid Accent 5" w:semiHidden="0" w:uiPriority="62" w:unhideWhenUsed="0"/>
+    <w:lsdException w:name="Medium Shading 1 Accent 5" w:semiHidden="0" w:uiPriority="63" w:unhideWhenUsed="0"/>
+    <w:lsdException w:name="Medium Shading 2 Accent 5" w:semiHidden="0" w:uiPriority="64" w:unhideWhenUsed="0"/>
+    <w:lsdException w:name="Medium List 1 Accent 5" w:semiHidden="0" w:uiPriority="65" w:unhideWhenUsed="0"/>
+    <w:lsdException w:name="Medium List 2 Accent 5" w:semiHidden="0" w:uiPriority="66" w:unhideWhenUsed="0"/>
+    <w:lsdException w:name="Medium Grid 1 Accent 5" w:semiHidden="0" w:uiPriority="67" w:unhideWhenUsed="0"/>
+    <w:lsdException w:name="Medium Grid 2 Accent 5" w:semiHidden="0" w:uiPriority="68" w:unhideWhenUsed="0"/>
+    <w:lsdException w:name="Medium Grid 3 Accent 5" w:semiHidden="0" w:uiPriority="69" w:unhideWhenUsed="0"/>
+    <w:lsdException w:name="Dark List Accent 5" w:semiHidden="0" w:uiPriority="70" w:unhideWhenUsed="0"/>
+    <w:lsdException w:name="Colorful Shading Accent 5" w:semiHidden="0" w:uiPriority="71" w:unhideWhenUsed="0"/>
+    <w:lsdException w:name="Colorful List Accent 5" w:semiHidden="0" w:uiPriority="72" w:unhideWhenUsed="0"/>
+    <w:lsdException w:name="Colorful Grid Accent 5" w:semiHidden="0" w:uiPriority="73" w:unhideWhenUsed="0"/>
+    <w:lsdException w:name="Light Shading Accent 6" w:semiHidden="0" w:uiPriority="60" w:unhideWhenUsed="0"/>
+    <w:lsdException w:name="Light List Accent 6" w:semiHidden="0" w:uiPriority="61" w:unhideWhenUsed="0"/>
+    <w:lsdException w:name="Light Grid Accent 6" w:semiHidden="0" w:uiPriority="62" w:unhideWhenUsed="0"/>
+    <w:lsdException w:name="Medium Shading 1 Accent 6" w:semiHidden="0" w:uiPriority="63" w:unhideWhenUsed="0"/>
+    <w:lsdException w:name="Medium Shading 2 Accent 6" w:semiHidden="0" w:uiPriority="64" w:unhideWhenUsed="0"/>
+    <w:lsdException w:name="Medium List 1 Accent 6" w:semiHidden="0" w:uiPriority="65" w:unhideWhenUsed="0"/>
+    <w:lsdException w:name="Medium List 2 Accent 6" w:semiHidden="0" w:uiPriority="66" w:unhideWhenUsed="0"/>
+    <w:lsdException w:name="Medium Grid 1 Accent 6" w:semiHidden="0" w:uiPriority="67" w:unhideWhenUsed="0"/>
+    <w:lsdException w:name="Medium Grid 2 Accent 6" w:semiHidden="0" w:uiPriority="68" w:unhideWhenUsed="0"/>
+    <w:lsdException w:name="Medium Grid 3 Accent 6" w:semiHidden="0" w:uiPriority="69" w:unhideWhenUsed="0"/>
+    <w:lsdException w:name="Dark List Accent 6" w:semiHidden="0" w:uiPriority="70" w:unhideWhenUsed="0"/>
+    <w:lsdException w:name="Colorful Shading Accent 6" w:semiHidden="0" w:uiPriority="71" w:unhideWhenUsed="0"/>
+    <w:lsdException w:name="Colorful List Accent 6" w:semiHidden="0" w:uiPriority="72" w:unhideWhenUsed="0"/>
+    <w:lsdException w:name="Colorful Grid Accent 6" w:semiHidden="0" w:uiPriority="73" w:unhideWhenUsed="0"/>
+    <w:lsdException w:name="Subtle Emphasis" w:semiHidden="0" w:uiPriority="19" w:unhideWhenUsed="0" w:qFormat="1"/>
+    <w:lsdException w:name="Intense Emphasis" w:semiHidden="0" w:uiPriority="21" w:unhideWhenUsed="0" w:qFormat="1"/>
+    <w:lsdException w:name="Subtle Reference" w:semiHidden="0" w:uiPriority="31" w:unhideWhenUsed="0" w:qFormat="1"/>
+    <w:lsdException w:name="Intense Reference" w:semiHidden="0" w:uiPriority="32" w:unhideWhenUsed="0" w:qFormat="1"/>
+    <w:lsdException w:name="Book Title" w:semiHidden="0" w:uiPriority="33" w:unhideWhenUsed="0" w:qFormat="1"/>
+    <w:lsdException w:name="Bibliography" w:uiPriority="37"/>
+    <w:lsdException w:name="TOC Heading" w:uiPriority="39" w:qFormat="1"/>
+  </w:latentStyles>
+  <w:style w:type="paragraph" w:default="1" w:styleId="a">
+    <w:name w:val="Normal"/>
+    <w:qFormat/>
+    <w:pPr>
+      <w:widowControl w:val="0"/>
+      <w:jc w:val="both"/>
+    </w:pPr>
+  </w:style>
+  <w:style w:type="character" w:default="1" w:styleId="a0">
+    <w:name w:val="Default Paragraph Font"/>
+    <w:uiPriority w:val="1"/>
+    <w:semiHidden/>
+    <w:unhideWhenUsed/>
+  </w:style>
+  <w:style w:type="table" w:default="1" w:styleId="a1">
+    <w:name w:val="Normal Table"/>
+    <w:uiPriority w:val="99"/>
+    <w:semiHidden/>
+    <w:unhideWhenUsed/>
+    <w:tblPr>
+      <w:tblInd w:w="0" w:type="dxa"/>
+      <w:tblCellMar>
+        <w:top w:w="0" w:type="dxa"/>
+        <w:left w:w="108" w:type="dxa"/>
+        <w:bottom w:w="0" w:type="dxa"/>
+        <w:right w:w="108" w:type="dxa"/>
+      </w:tblCellMar>
+    </w:tblPr>
+  </w:style>
+  <w:style w:type="numbering" w:default="1" w:styleId="a2">
+    <w:name w:val="No List"/>
+    <w:uiPriority w:val="99"/>
+    <w:semiHidden/>
+    <w:unhideWhenUsed/>
   </w:style>
 </w:styles>
 </file>
@@ -10777,33 +10914,13 @@
   <a:extraClrSchemeLst/>
   <a:extLst>
     <a:ext uri="{05A4C25C-085E-4340-85A3-A5531E510DB2}">
-      <thm15:themeFamily xmlns:thm15="http://schemas.microsoft.com/office/thememl/2012/main" name="Office Theme" id="{2E142A2C-CD16-42D6-873A-C26D2A0506FA}" vid="{1BDDFF52-6CD6-40A5-AB3C-68EB2F1E4D0A}"/>
+      <thm15:themeFamily xmlns:thm15="http://schemas.microsoft.com/office/thememl/2012/main" xmlns="" name="Office Theme" id="{2E142A2C-CD16-42D6-873A-C26D2A0506FA}" vid="{1BDDFF52-6CD6-40A5-AB3C-68EB2F1E4D0A}"/>
     </a:ext>
   </a:extLst>
 </a:theme>
 </file>
 
 <file path=customXml/item1.xml><?xml version="1.0" encoding="utf-8"?>
-<?mso-contentType ?>
-<FormTemplates xmlns="http://schemas.microsoft.com/sharepoint/v3/contenttype/forms">
-  <Display>DocumentLibraryForm</Display>
-  <Edit>DocumentLibraryForm</Edit>
-  <New>DocumentLibraryForm</New>
-</FormTemplates>
-</file>
-
-<file path=customXml/item2.xml><?xml version="1.0" encoding="utf-8"?>
-<p:properties xmlns:p="http://schemas.microsoft.com/office/2006/metadata/properties" xmlns:xsi="http://www.w3.org/2001/XMLSchema-instance" xmlns:pc="http://schemas.microsoft.com/office/infopath/2007/PartnerControls">
-  <documentManagement>
-    <lcf76f155ced4ddcb4097134ff3c332f xmlns="de1ba629-2ef5-49ac-9285-140fa60976af">
-      <Terms xmlns="http://schemas.microsoft.com/office/infopath/2007/PartnerControls"/>
-    </lcf76f155ced4ddcb4097134ff3c332f>
-    <TaxCatchAll xmlns="4d7fb8f6-9384-49ba-9078-0024065d699e" xsi:nil="true"/>
-  </documentManagement>
-</p:properties>
-</file>
-
-<file path=customXml/item3.xml><?xml version="1.0" encoding="utf-8"?>
 <ct:contentTypeSchema xmlns:ct="http://schemas.microsoft.com/office/2006/metadata/contentType" xmlns:ma="http://schemas.microsoft.com/office/2006/metadata/properties/metaAttributes" ct:_="" ma:_="" ma:contentTypeName="ドキュメント" ma:contentTypeID="0x010100B9F3419BC2D8D64D830E9AEB8963277A" ma:contentTypeVersion="12" ma:contentTypeDescription="新しいドキュメントを作成します。" ma:contentTypeScope="" ma:versionID="aaae8dea08b675139fd36b71e1da83a8">
   <xsd:schema xmlns:xsd="http://www.w3.org/2001/XMLSchema" xmlns:xs="http://www.w3.org/2001/XMLSchema" xmlns:p="http://schemas.microsoft.com/office/2006/metadata/properties" xmlns:ns2="de1ba629-2ef5-49ac-9285-140fa60976af" xmlns:ns3="4d7fb8f6-9384-49ba-9078-0024065d699e" targetNamespace="http://schemas.microsoft.com/office/2006/metadata/properties" ma:root="true" ma:fieldsID="845626131e878e0396b23398a507c366" ns2:_="" ns3:_="">
     <xsd:import namespace="de1ba629-2ef5-49ac-9285-140fa60976af"/>
@@ -11004,10 +11121,41 @@
 </ct:contentTypeSchema>
 </file>
 
+<file path=customXml/item2.xml><?xml version="1.0" encoding="utf-8"?>
+<p:properties xmlns:p="http://schemas.microsoft.com/office/2006/metadata/properties" xmlns:xsi="http://www.w3.org/2001/XMLSchema-instance" xmlns:pc="http://schemas.microsoft.com/office/infopath/2007/PartnerControls">
+  <documentManagement>
+    <lcf76f155ced4ddcb4097134ff3c332f xmlns="de1ba629-2ef5-49ac-9285-140fa60976af">
+      <Terms xmlns="http://schemas.microsoft.com/office/infopath/2007/PartnerControls"/>
+    </lcf76f155ced4ddcb4097134ff3c332f>
+    <TaxCatchAll xmlns="4d7fb8f6-9384-49ba-9078-0024065d699e" xsi:nil="true"/>
+  </documentManagement>
+</p:properties>
+</file>
+
+<file path=customXml/item3.xml><?xml version="1.0" encoding="utf-8"?>
+<?mso-contentType ?>
+<FormTemplates xmlns="http://schemas.microsoft.com/sharepoint/v3/contenttype/forms">
+  <Display>DocumentLibraryForm</Display>
+  <Edit>DocumentLibraryForm</Edit>
+  <New>DocumentLibraryForm</New>
+</FormTemplates>
+</file>
+
 <file path=customXml/itemProps1.xml><?xml version="1.0" encoding="utf-8"?>
-<ds:datastoreItem xmlns:ds="http://schemas.openxmlformats.org/officeDocument/2006/customXml" ds:itemID="{1E720D5D-3124-4F52-9F6C-CE0E3C9A2445}">
+<ds:datastoreItem xmlns:ds="http://schemas.openxmlformats.org/officeDocument/2006/customXml" ds:itemID="{53038C03-52B8-4C16-B387-32FEAC42199C}">
   <ds:schemaRefs>
-    <ds:schemaRef ds:uri="http://schemas.microsoft.com/sharepoint/v3/contenttype/forms"/>
+    <ds:schemaRef ds:uri="http://schemas.microsoft.com/office/2006/metadata/contentType"/>
+    <ds:schemaRef ds:uri="http://schemas.microsoft.com/office/2006/metadata/properties/metaAttributes"/>
+    <ds:schemaRef ds:uri="http://www.w3.org/2001/XMLSchema"/>
+    <ds:schemaRef ds:uri="http://schemas.microsoft.com/office/2006/metadata/properties"/>
+    <ds:schemaRef ds:uri="de1ba629-2ef5-49ac-9285-140fa60976af"/>
+    <ds:schemaRef ds:uri="4d7fb8f6-9384-49ba-9078-0024065d699e"/>
+    <ds:schemaRef ds:uri="http://schemas.microsoft.com/office/2006/documentManagement/types"/>
+    <ds:schemaRef ds:uri="http://schemas.microsoft.com/office/infopath/2007/PartnerControls"/>
+    <ds:schemaRef ds:uri="http://schemas.openxmlformats.org/package/2006/metadata/core-properties"/>
+    <ds:schemaRef ds:uri="http://purl.org/dc/elements/1.1/"/>
+    <ds:schemaRef ds:uri="http://purl.org/dc/terms/"/>
+    <ds:schemaRef ds:uri="http://schemas.microsoft.com/internal/obd"/>
   </ds:schemaRefs>
 </ds:datastoreItem>
 </file>
@@ -11024,20 +11172,9 @@
 </file>
 
 <file path=customXml/itemProps3.xml><?xml version="1.0" encoding="utf-8"?>
-<ds:datastoreItem xmlns:ds="http://schemas.openxmlformats.org/officeDocument/2006/customXml" ds:itemID="{53038C03-52B8-4C16-B387-32FEAC42199C}">
+<ds:datastoreItem xmlns:ds="http://schemas.openxmlformats.org/officeDocument/2006/customXml" ds:itemID="{1E720D5D-3124-4F52-9F6C-CE0E3C9A2445}">
   <ds:schemaRefs>
-    <ds:schemaRef ds:uri="http://schemas.microsoft.com/office/2006/metadata/contentType"/>
-    <ds:schemaRef ds:uri="http://schemas.microsoft.com/office/2006/metadata/properties/metaAttributes"/>
-    <ds:schemaRef ds:uri="http://www.w3.org/2001/XMLSchema"/>
-    <ds:schemaRef ds:uri="http://schemas.microsoft.com/office/2006/metadata/properties"/>
-    <ds:schemaRef ds:uri="de1ba629-2ef5-49ac-9285-140fa60976af"/>
-    <ds:schemaRef ds:uri="4d7fb8f6-9384-49ba-9078-0024065d699e"/>
-    <ds:schemaRef ds:uri="http://schemas.microsoft.com/office/2006/documentManagement/types"/>
-    <ds:schemaRef ds:uri="http://schemas.microsoft.com/office/infopath/2007/PartnerControls"/>
-    <ds:schemaRef ds:uri="http://schemas.openxmlformats.org/package/2006/metadata/core-properties"/>
-    <ds:schemaRef ds:uri="http://purl.org/dc/elements/1.1/"/>
-    <ds:schemaRef ds:uri="http://purl.org/dc/terms/"/>
-    <ds:schemaRef ds:uri="http://schemas.microsoft.com/internal/obd"/>
+    <ds:schemaRef ds:uri="http://schemas.microsoft.com/sharepoint/v3/contenttype/forms"/>
   </ds:schemaRefs>
 </ds:datastoreItem>
 </file>